--- a/app/bin/main/Surname_SessionNumber_IBCS_IA/IA_Solution_zip/Documentation/Crit_C_Development.docx
+++ b/app/bin/main/Surname_SessionNumber_IBCS_IA/IA_Solution_zip/Documentation/Crit_C_Development.docx
@@ -1,6 +1,6 @@
 
 <file path=word/document.xml><?xml version="1.0" encoding="utf-8"?>
-<w:document xmlns:wpc="http://schemas.microsoft.com/office/word/2010/wordprocessingCanvas" xmlns:cx="http://schemas.microsoft.com/office/drawing/2014/chartex" xmlns:cx1="http://schemas.microsoft.com/office/drawing/2015/9/8/chartex" xmlns:cx2="http://schemas.microsoft.com/office/drawing/2015/10/21/chartex" xmlns:cx3="http://schemas.microsoft.com/office/drawing/2016/5/9/chartex" xmlns:cx4="http://schemas.microsoft.com/office/drawing/2016/5/10/chartex" xmlns:cx5="http://schemas.microsoft.com/office/drawing/2016/5/11/chartex" xmlns:cx6="http://schemas.microsoft.com/office/drawing/2016/5/12/chartex" xmlns:cx7="http://schemas.microsoft.com/office/drawing/2016/5/13/chartex" xmlns:cx8="http://schemas.microsoft.com/office/drawing/2016/5/14/chartex" xmlns:mc="http://schemas.openxmlformats.org/markup-compatibility/2006" xmlns:o="urn:schemas-microsoft-com:office:office" xmlns:r="http://schemas.openxmlformats.org/officeDocument/2006/relationships" xmlns:m="http://schemas.openxmlformats.org/officeDocument/2006/math" xmlns:v="urn:schemas-microsoft-com:vml" xmlns:wp14="http://schemas.microsoft.com/office/word/2010/wordprocessingDrawing" xmlns:wp="http://schemas.openxmlformats.org/drawingml/2006/wordprocessingDrawing" xmlns:w10="urn:schemas-microsoft-com:office:word" xmlns:w="http://schemas.openxmlformats.org/wordprocessingml/2006/main" xmlns:w14="http://schemas.microsoft.com/office/word/2010/wordml" xmlns:w15="http://schemas.microsoft.com/office/word/2012/wordml" xmlns:w16se="http://schemas.microsoft.com/office/word/2015/wordml/symex" xmlns:wpg="http://schemas.microsoft.com/office/word/2010/wordprocessingGroup" xmlns:wpi="http://schemas.microsoft.com/office/word/2010/wordprocessingInk" xmlns:wne="http://schemas.microsoft.com/office/word/2006/wordml" xmlns:wps="http://schemas.microsoft.com/office/word/2010/wordprocessingShape" mc:Ignorable="w14 w15 w16se wp14">
+<w:document xmlns:wpc="http://schemas.microsoft.com/office/word/2010/wordprocessingCanvas" xmlns:cx="http://schemas.microsoft.com/office/drawing/2014/chartex" xmlns:cx1="http://schemas.microsoft.com/office/drawing/2015/9/8/chartex" xmlns:cx2="http://schemas.microsoft.com/office/drawing/2015/10/21/chartex" xmlns:cx3="http://schemas.microsoft.com/office/drawing/2016/5/9/chartex" xmlns:cx4="http://schemas.microsoft.com/office/drawing/2016/5/10/chartex" xmlns:cx5="http://schemas.microsoft.com/office/drawing/2016/5/11/chartex" xmlns:cx6="http://schemas.microsoft.com/office/drawing/2016/5/12/chartex" xmlns:cx7="http://schemas.microsoft.com/office/drawing/2016/5/13/chartex" xmlns:cx8="http://schemas.microsoft.com/office/drawing/2016/5/14/chartex" xmlns:mc="http://schemas.openxmlformats.org/markup-compatibility/2006" xmlns:aink="http://schemas.microsoft.com/office/drawing/2016/ink" xmlns:am3d="http://schemas.microsoft.com/office/drawing/2017/model3d" xmlns:o="urn:schemas-microsoft-com:office:office" xmlns:oel="http://schemas.microsoft.com/office/2019/extlst" xmlns:r="http://schemas.openxmlformats.org/officeDocument/2006/relationships" xmlns:m="http://schemas.openxmlformats.org/officeDocument/2006/math" xmlns:v="urn:schemas-microsoft-com:vml" xmlns:wp14="http://schemas.microsoft.com/office/word/2010/wordprocessingDrawing" xmlns:wp="http://schemas.openxmlformats.org/drawingml/2006/wordprocessingDrawing" xmlns:w10="urn:schemas-microsoft-com:office:word" xmlns:w="http://schemas.openxmlformats.org/wordprocessingml/2006/main" xmlns:w14="http://schemas.microsoft.com/office/word/2010/wordml" xmlns:w15="http://schemas.microsoft.com/office/word/2012/wordml" xmlns:w16cex="http://schemas.microsoft.com/office/word/2018/wordml/cex" xmlns:w16cid="http://schemas.microsoft.com/office/word/2016/wordml/cid" xmlns:w16="http://schemas.microsoft.com/office/word/2018/wordml" xmlns:w16sdtdh="http://schemas.microsoft.com/office/word/2020/wordml/sdtdatahash" xmlns:w16se="http://schemas.microsoft.com/office/word/2015/wordml/symex" xmlns:wpg="http://schemas.microsoft.com/office/word/2010/wordprocessingGroup" xmlns:wpi="http://schemas.microsoft.com/office/word/2010/wordprocessingInk" xmlns:wne="http://schemas.microsoft.com/office/word/2006/wordml" xmlns:wps="http://schemas.microsoft.com/office/word/2010/wordprocessingShape" mc:Ignorable="w14 w15 w16se w16cid w16 w16cex w16sdtdh wp14">
   <w:body>
     <w:p>
       <w:pPr>
@@ -23,11 +23,294 @@
         <w:t>evelopment</w:t>
       </w:r>
     </w:p>
+    <w:p>
+      <w:r>
+        <w:t xml:space="preserve"> Techniques Utilized:</w:t>
+      </w:r>
+    </w:p>
+    <w:p>
+      <w:r>
+        <w:t xml:space="preserve"> Libraries</w:t>
+      </w:r>
+      <w:r>
+        <w:t xml:space="preserve"> (3</w:t>
+      </w:r>
+      <w:r>
+        <w:rPr>
+          <w:vertAlign w:val="superscript"/>
+        </w:rPr>
+        <w:t>rd</w:t>
+      </w:r>
+      <w:r>
+        <w:t xml:space="preserve"> party</w:t>
+      </w:r>
+      <w:r>
+        <w:t xml:space="preserve"> and within Java)</w:t>
+      </w:r>
+    </w:p>
+    <w:p>
+      <w:pPr>
+        <w:rPr>
+          <w:noProof/>
+        </w:rPr>
+      </w:pPr>
+      <w:r>
+        <w:rPr>
+          <w:noProof/>
+        </w:rPr>
+        <w:pict w14:anchorId="48951ADE">
+          <v:shapetype id="_x0000_t75" coordsize="21600,21600" o:spt="75" o:preferrelative="t" path="m@4@5l@4@11@9@11@9@5xe" filled="f" stroked="f">
+            <v:stroke joinstyle="miter"/>
+            <v:formulas>
+              <v:f eqn="if lineDrawn pixelLineWidth 0"/>
+              <v:f eqn="sum @0 1 0"/>
+              <v:f eqn="sum 0 0 @1"/>
+              <v:f eqn="prod @2 1 2"/>
+              <v:f eqn="prod @3 21600 pixelWidth"/>
+              <v:f eqn="prod @3 21600 pixelHeight"/>
+              <v:f eqn="sum @0 0 1"/>
+              <v:f eqn="prod @6 1 2"/>
+              <v:f eqn="prod @7 21600 pixelWidth"/>
+              <v:f eqn="sum @8 21600 0"/>
+              <v:f eqn="prod @7 21600 pixelHeight"/>
+              <v:f eqn="sum @10 21600 0"/>
+            </v:formulas>
+            <v:path o:extrusionok="f" gradientshapeok="t" o:connecttype="rect"/>
+            <o:lock v:ext="edit" aspectratio="t"/>
+          </v:shapetype>
+          <v:shape id="_x0000_i1026" type="#_x0000_t75" style="width:204.75pt;height:53.25pt;visibility:visible;mso-wrap-style:square">
+            <v:imagedata r:id="rId6" o:title=""/>
+          </v:shape>
+        </w:pict>
+      </w:r>
+    </w:p>
+    <w:p>
+      <w:pPr>
+        <w:rPr>
+          <w:noProof/>
+        </w:rPr>
+      </w:pPr>
+      <w:r>
+        <w:rPr>
+          <w:noProof/>
+        </w:rPr>
+        <w:t xml:space="preserve">Timer is used to set the timer for </w:t>
+      </w:r>
+      <w:r>
+        <w:rPr>
+          <w:noProof/>
+        </w:rPr>
+        <w:t xml:space="preserve">the </w:t>
+      </w:r>
+      <w:r>
+        <w:rPr>
+          <w:noProof/>
+        </w:rPr>
+        <w:t xml:space="preserve"> given reminder</w:t>
+      </w:r>
+      <w:r>
+        <w:rPr>
+          <w:noProof/>
+        </w:rPr>
+        <w:t>. Timer Task is associated with the timer, when the timer ends, the task is executed. UUID is a unqiue ID given to each reminder. Local date is used to set the date of the creation of the reminder implemented in the streak counter.</w:t>
+      </w:r>
+      <w:r>
+        <w:rPr>
+          <w:noProof/>
+        </w:rPr>
+        <w:t xml:space="preserve"> </w:t>
+      </w:r>
+    </w:p>
+    <w:p>
+      <w:pPr>
+        <w:rPr>
+          <w:noProof/>
+        </w:rPr>
+      </w:pPr>
+      <w:r>
+        <w:rPr>
+          <w:noProof/>
+        </w:rPr>
+        <w:pict w14:anchorId="51C0080E">
+          <v:shape id="_x0000_i1027" type="#_x0000_t75" style="width:4in;height:48.75pt;visibility:visible;mso-wrap-style:square">
+            <v:imagedata r:id="rId7" o:title=""/>
+          </v:shape>
+        </w:pict>
+      </w:r>
+    </w:p>
+    <w:p>
+      <w:pPr>
+        <w:rPr>
+          <w:noProof/>
+        </w:rPr>
+      </w:pPr>
+      <w:r>
+        <w:rPr>
+          <w:noProof/>
+        </w:rPr>
+        <w:t xml:space="preserve">Twilio is a library </w:t>
+      </w:r>
+      <w:r>
+        <w:rPr>
+          <w:noProof/>
+        </w:rPr>
+        <w:t>which provides programmable communication tools for making and receiving phone calls, sending and receiving text messages, and performing other communication functions using its web service APIs.</w:t>
+      </w:r>
+    </w:p>
+    <w:p>
+      <w:pPr>
+        <w:rPr>
+          <w:noProof/>
+        </w:rPr>
+      </w:pPr>
+      <w:r>
+        <w:rPr>
+          <w:noProof/>
+        </w:rPr>
+        <w:pict w14:anchorId="09370A49">
+          <v:shape id="_x0000_i1028" type="#_x0000_t75" style="width:255pt;height:55.5pt;visibility:visible;mso-wrap-style:square">
+            <v:imagedata r:id="rId8" o:title=""/>
+          </v:shape>
+        </w:pict>
+      </w:r>
+    </w:p>
+    <w:p>
+      <w:r>
+        <w:rPr>
+          <w:noProof/>
+        </w:rPr>
+        <w:t>Arraylist is used for storing every reminder objects. Local date is used to set the date that the reminder was made. DateTimerFormatter is used to format the date so it only outputs day/month/year.</w:t>
+      </w:r>
+    </w:p>
     <w:p/>
     <w:p>
-      <w:bookmarkStart w:id="0" w:name="_GoBack"/>
-      <w:bookmarkEnd w:id="0"/>
+      <w:r>
+        <w:tab/>
+      </w:r>
+      <w:r>
+        <w:tab/>
+      </w:r>
+      <w:r>
+        <w:tab/>
+      </w:r>
+      <w:r>
+        <w:tab/>
+        <w:t xml:space="preserve">   Figure </w:t>
+      </w:r>
+      <w:r>
+        <w:t>1</w:t>
+      </w:r>
+      <w:r>
+        <w:t xml:space="preserve"> </w:t>
+      </w:r>
+      <w:r>
+        <w:t>– Timer Function</w:t>
+      </w:r>
+      <w:r>
+        <w:t>:</w:t>
+      </w:r>
     </w:p>
+    <w:p>
+      <w:pPr>
+        <w:rPr>
+          <w:noProof/>
+        </w:rPr>
+      </w:pPr>
+      <w:r>
+        <w:rPr>
+          <w:noProof/>
+        </w:rPr>
+        <w:pict w14:anchorId="5631DE87">
+          <v:shape id="_x0000_i1029" type="#_x0000_t75" style="width:451.5pt;height:146.25pt;visibility:visible;mso-wrap-style:square">
+            <v:imagedata r:id="rId9" o:title=""/>
+          </v:shape>
+        </w:pict>
+      </w:r>
+    </w:p>
+    <w:p>
+      <w:pPr>
+        <w:rPr>
+          <w:noProof/>
+        </w:rPr>
+      </w:pPr>
+    </w:p>
+    <w:p>
+      <w:pPr>
+        <w:rPr>
+          <w:noProof/>
+        </w:rPr>
+      </w:pPr>
+    </w:p>
+    <w:p>
+      <w:pPr>
+        <w:rPr>
+          <w:noProof/>
+        </w:rPr>
+      </w:pPr>
+      <w:r>
+        <w:rPr>
+          <w:noProof/>
+        </w:rPr>
+        <w:lastRenderedPageBreak/>
+        <w:tab/>
+      </w:r>
+      <w:r>
+        <w:rPr>
+          <w:noProof/>
+        </w:rPr>
+        <w:tab/>
+      </w:r>
+      <w:r>
+        <w:rPr>
+          <w:noProof/>
+        </w:rPr>
+        <w:tab/>
+      </w:r>
+      <w:r>
+        <w:rPr>
+          <w:noProof/>
+        </w:rPr>
+        <w:tab/>
+      </w:r>
+      <w:r>
+        <w:rPr>
+          <w:noProof/>
+        </w:rPr>
+        <w:tab/>
+        <w:t xml:space="preserve">Figure 2 </w:t>
+      </w:r>
+    </w:p>
+    <w:p>
+      <w:r>
+        <w:rPr>
+          <w:noProof/>
+        </w:rPr>
+        <w:pict w14:anchorId="729E0E01">
+          <v:shape id="_x0000_i1030" type="#_x0000_t75" style="width:450.75pt;height:105.75pt;visibility:visible;mso-wrap-style:square">
+            <v:imagedata r:id="rId10" o:title=""/>
+          </v:shape>
+        </w:pict>
+      </w:r>
+    </w:p>
+    <w:p>
+      <w:pPr>
+        <w:rPr>
+          <w:noProof/>
+        </w:rPr>
+      </w:pPr>
+      <w:r>
+        <w:rPr>
+          <w:noProof/>
+        </w:rPr>
+        <w:pict w14:anchorId="0CF5DF26">
+          <v:shape id="Picture 1" o:spid="_x0000_i1025" type="#_x0000_t75" style="width:451.5pt;height:190.5pt;visibility:visible;mso-wrap-style:square">
+            <v:imagedata r:id="rId11" o:title=""/>
+          </v:shape>
+        </w:pict>
+      </w:r>
+    </w:p>
+    <w:p/>
+    <w:p/>
     <w:sectPr>
       <w:pgSz w:w="11906" w:h="16838"/>
       <w:pgMar w:top="1440" w:right="1440" w:bottom="1440" w:left="1440" w:header="708" w:footer="708" w:gutter="0"/>
@@ -39,7 +322,7 @@
 </file>
 
 <file path=word/numbering.xml><?xml version="1.0" encoding="utf-8"?>
-<w:numbering xmlns:wpc="http://schemas.microsoft.com/office/word/2010/wordprocessingCanvas" xmlns:cx="http://schemas.microsoft.com/office/drawing/2014/chartex" xmlns:cx1="http://schemas.microsoft.com/office/drawing/2015/9/8/chartex" xmlns:cx2="http://schemas.microsoft.com/office/drawing/2015/10/21/chartex" xmlns:cx3="http://schemas.microsoft.com/office/drawing/2016/5/9/chartex" xmlns:cx4="http://schemas.microsoft.com/office/drawing/2016/5/10/chartex" xmlns:cx5="http://schemas.microsoft.com/office/drawing/2016/5/11/chartex" xmlns:cx6="http://schemas.microsoft.com/office/drawing/2016/5/12/chartex" xmlns:cx7="http://schemas.microsoft.com/office/drawing/2016/5/13/chartex" xmlns:cx8="http://schemas.microsoft.com/office/drawing/2016/5/14/chartex" xmlns:mc="http://schemas.openxmlformats.org/markup-compatibility/2006" xmlns:o="urn:schemas-microsoft-com:office:office" xmlns:r="http://schemas.openxmlformats.org/officeDocument/2006/relationships" xmlns:m="http://schemas.openxmlformats.org/officeDocument/2006/math" xmlns:v="urn:schemas-microsoft-com:vml" xmlns:wp14="http://schemas.microsoft.com/office/word/2010/wordprocessingDrawing" xmlns:wp="http://schemas.openxmlformats.org/drawingml/2006/wordprocessingDrawing" xmlns:w10="urn:schemas-microsoft-com:office:word" xmlns:w="http://schemas.openxmlformats.org/wordprocessingml/2006/main" xmlns:w14="http://schemas.microsoft.com/office/word/2010/wordml" xmlns:w15="http://schemas.microsoft.com/office/word/2012/wordml" xmlns:w16se="http://schemas.microsoft.com/office/word/2015/wordml/symex" xmlns:wpg="http://schemas.microsoft.com/office/word/2010/wordprocessingGroup" xmlns:wpi="http://schemas.microsoft.com/office/word/2010/wordprocessingInk" xmlns:wne="http://schemas.microsoft.com/office/word/2006/wordml" xmlns:wps="http://schemas.microsoft.com/office/word/2010/wordprocessingShape" mc:Ignorable="w14 w15 w16se wp14">
+<w:numbering xmlns:wpc="http://schemas.microsoft.com/office/word/2010/wordprocessingCanvas" xmlns:cx="http://schemas.microsoft.com/office/drawing/2014/chartex" xmlns:cx1="http://schemas.microsoft.com/office/drawing/2015/9/8/chartex" xmlns:cx2="http://schemas.microsoft.com/office/drawing/2015/10/21/chartex" xmlns:cx3="http://schemas.microsoft.com/office/drawing/2016/5/9/chartex" xmlns:cx4="http://schemas.microsoft.com/office/drawing/2016/5/10/chartex" xmlns:cx5="http://schemas.microsoft.com/office/drawing/2016/5/11/chartex" xmlns:cx6="http://schemas.microsoft.com/office/drawing/2016/5/12/chartex" xmlns:cx7="http://schemas.microsoft.com/office/drawing/2016/5/13/chartex" xmlns:cx8="http://schemas.microsoft.com/office/drawing/2016/5/14/chartex" xmlns:mc="http://schemas.openxmlformats.org/markup-compatibility/2006" xmlns:aink="http://schemas.microsoft.com/office/drawing/2016/ink" xmlns:am3d="http://schemas.microsoft.com/office/drawing/2017/model3d" xmlns:o="urn:schemas-microsoft-com:office:office" xmlns:oel="http://schemas.microsoft.com/office/2019/extlst" xmlns:r="http://schemas.openxmlformats.org/officeDocument/2006/relationships" xmlns:m="http://schemas.openxmlformats.org/officeDocument/2006/math" xmlns:v="urn:schemas-microsoft-com:vml" xmlns:wp14="http://schemas.microsoft.com/office/word/2010/wordprocessingDrawing" xmlns:wp="http://schemas.openxmlformats.org/drawingml/2006/wordprocessingDrawing" xmlns:w10="urn:schemas-microsoft-com:office:word" xmlns:w="http://schemas.openxmlformats.org/wordprocessingml/2006/main" xmlns:w14="http://schemas.microsoft.com/office/word/2010/wordml" xmlns:w15="http://schemas.microsoft.com/office/word/2012/wordml" xmlns:w16cex="http://schemas.microsoft.com/office/word/2018/wordml/cex" xmlns:w16cid="http://schemas.microsoft.com/office/word/2016/wordml/cid" xmlns:w16="http://schemas.microsoft.com/office/word/2018/wordml" xmlns:w16sdtdh="http://schemas.microsoft.com/office/word/2020/wordml/sdtdatahash" xmlns:w16se="http://schemas.microsoft.com/office/word/2015/wordml/symex" xmlns:wpg="http://schemas.microsoft.com/office/word/2010/wordprocessingGroup" xmlns:wpi="http://schemas.microsoft.com/office/word/2010/wordprocessingInk" xmlns:wne="http://schemas.microsoft.com/office/word/2006/wordml" xmlns:wps="http://schemas.microsoft.com/office/word/2010/wordprocessingShape" mc:Ignorable="w14 w15 w16se w16cid w16 w16cex w16sdtdh wp14">
   <w:abstractNum w:abstractNumId="0" w15:restartNumberingAfterBreak="0">
     <w:nsid w:val="00253046"/>
     <w:multiLevelType w:val="hybridMultilevel"/>
@@ -2642,80 +2925,80 @@
       </w:rPr>
     </w:lvl>
   </w:abstractNum>
-  <w:num w:numId="1">
+  <w:num w:numId="1" w16cid:durableId="1333096480">
     <w:abstractNumId w:val="0"/>
   </w:num>
-  <w:num w:numId="2">
+  <w:num w:numId="2" w16cid:durableId="998844343">
     <w:abstractNumId w:val="18"/>
   </w:num>
-  <w:num w:numId="3">
+  <w:num w:numId="3" w16cid:durableId="2094350944">
     <w:abstractNumId w:val="12"/>
   </w:num>
-  <w:num w:numId="4">
+  <w:num w:numId="4" w16cid:durableId="189268083">
     <w:abstractNumId w:val="2"/>
   </w:num>
-  <w:num w:numId="5">
+  <w:num w:numId="5" w16cid:durableId="1374959317">
     <w:abstractNumId w:val="7"/>
   </w:num>
-  <w:num w:numId="6">
+  <w:num w:numId="6" w16cid:durableId="1375152649">
     <w:abstractNumId w:val="20"/>
   </w:num>
-  <w:num w:numId="7">
+  <w:num w:numId="7" w16cid:durableId="1716654635">
     <w:abstractNumId w:val="15"/>
   </w:num>
-  <w:num w:numId="8">
+  <w:num w:numId="8" w16cid:durableId="1717581778">
     <w:abstractNumId w:val="4"/>
   </w:num>
-  <w:num w:numId="9">
+  <w:num w:numId="9" w16cid:durableId="3284959">
     <w:abstractNumId w:val="5"/>
   </w:num>
-  <w:num w:numId="10">
+  <w:num w:numId="10" w16cid:durableId="170679673">
     <w:abstractNumId w:val="9"/>
   </w:num>
-  <w:num w:numId="11">
+  <w:num w:numId="11" w16cid:durableId="1496729679">
     <w:abstractNumId w:val="19"/>
   </w:num>
-  <w:num w:numId="12">
+  <w:num w:numId="12" w16cid:durableId="2023973005">
     <w:abstractNumId w:val="13"/>
   </w:num>
-  <w:num w:numId="13">
+  <w:num w:numId="13" w16cid:durableId="1554196992">
     <w:abstractNumId w:val="21"/>
   </w:num>
-  <w:num w:numId="14">
+  <w:num w:numId="14" w16cid:durableId="1497499413">
     <w:abstractNumId w:val="8"/>
   </w:num>
-  <w:num w:numId="15">
+  <w:num w:numId="15" w16cid:durableId="1279098676">
     <w:abstractNumId w:val="22"/>
   </w:num>
-  <w:num w:numId="16">
+  <w:num w:numId="16" w16cid:durableId="1747729430">
     <w:abstractNumId w:val="1"/>
   </w:num>
-  <w:num w:numId="17">
+  <w:num w:numId="17" w16cid:durableId="2050688386">
     <w:abstractNumId w:val="11"/>
   </w:num>
-  <w:num w:numId="18">
+  <w:num w:numId="18" w16cid:durableId="2102407066">
     <w:abstractNumId w:val="3"/>
   </w:num>
-  <w:num w:numId="19">
+  <w:num w:numId="19" w16cid:durableId="1620642057">
     <w:abstractNumId w:val="14"/>
   </w:num>
-  <w:num w:numId="20">
+  <w:num w:numId="20" w16cid:durableId="1983196714">
     <w:abstractNumId w:val="16"/>
   </w:num>
-  <w:num w:numId="21">
+  <w:num w:numId="21" w16cid:durableId="1891649757">
     <w:abstractNumId w:val="10"/>
   </w:num>
-  <w:num w:numId="22">
+  <w:num w:numId="22" w16cid:durableId="64256564">
     <w:abstractNumId w:val="17"/>
   </w:num>
-  <w:num w:numId="23">
+  <w:num w:numId="23" w16cid:durableId="418061720">
     <w:abstractNumId w:val="6"/>
   </w:num>
 </w:numbering>
 </file>
 
 <file path=word/styles.xml><?xml version="1.0" encoding="utf-8"?>
-<w:styles xmlns:mc="http://schemas.openxmlformats.org/markup-compatibility/2006" xmlns:r="http://schemas.openxmlformats.org/officeDocument/2006/relationships" xmlns:w="http://schemas.openxmlformats.org/wordprocessingml/2006/main" xmlns:w14="http://schemas.microsoft.com/office/word/2010/wordml" xmlns:w15="http://schemas.microsoft.com/office/word/2012/wordml" xmlns:w16se="http://schemas.microsoft.com/office/word/2015/wordml/symex" mc:Ignorable="w14 w15 w16se">
+<w:styles xmlns:mc="http://schemas.openxmlformats.org/markup-compatibility/2006" xmlns:r="http://schemas.openxmlformats.org/officeDocument/2006/relationships" xmlns:w="http://schemas.openxmlformats.org/wordprocessingml/2006/main" xmlns:w14="http://schemas.microsoft.com/office/word/2010/wordml" xmlns:w15="http://schemas.microsoft.com/office/word/2012/wordml" xmlns:w16cex="http://schemas.microsoft.com/office/word/2018/wordml/cex" xmlns:w16cid="http://schemas.microsoft.com/office/word/2016/wordml/cid" xmlns:w16="http://schemas.microsoft.com/office/word/2018/wordml" xmlns:w16sdtdh="http://schemas.microsoft.com/office/word/2020/wordml/sdtdatahash" xmlns:w16se="http://schemas.microsoft.com/office/word/2015/wordml/symex" mc:Ignorable="w14 w15 w16se w16cid w16 w16cex w16sdtdh">
   <w:docDefaults>
     <w:rPrDefault>
       <w:rPr>
@@ -2725,7 +3008,7 @@
     </w:rPrDefault>
     <w:pPrDefault/>
   </w:docDefaults>
-  <w:latentStyles w:defLockedState="0" w:defUIPriority="99" w:defSemiHidden="0" w:defUnhideWhenUsed="0" w:defQFormat="0" w:count="374">
+  <w:latentStyles w:defLockedState="0" w:defUIPriority="99" w:defSemiHidden="0" w:defUnhideWhenUsed="0" w:defQFormat="0" w:count="376">
     <w:lsdException w:name="Normal" w:uiPriority="0" w:qFormat="1"/>
     <w:lsdException w:name="heading 1" w:uiPriority="9" w:qFormat="1"/>
     <w:lsdException w:name="heading 2" w:uiPriority="9" w:qFormat="1"/>
@@ -2757,9 +3040,52 @@
     <w:lsdException w:name="Subtitle" w:uiPriority="11" w:qFormat="1"/>
     <w:lsdException w:name="Strong" w:uiPriority="22" w:qFormat="1"/>
     <w:lsdException w:name="Emphasis" w:uiPriority="20" w:qFormat="1"/>
+    <w:lsdException w:name="HTML Typewriter" w:semiHidden="1" w:unhideWhenUsed="1"/>
+    <w:lsdException w:name="Outline List 2" w:semiHidden="1" w:unhideWhenUsed="1"/>
+    <w:lsdException w:name="Outline List 3" w:semiHidden="1" w:unhideWhenUsed="1"/>
+    <w:lsdException w:name="Table Simple 1" w:semiHidden="1" w:unhideWhenUsed="1"/>
+    <w:lsdException w:name="Table Simple 2" w:semiHidden="1" w:unhideWhenUsed="1"/>
+    <w:lsdException w:name="Table Simple 3" w:semiHidden="1" w:unhideWhenUsed="1"/>
+    <w:lsdException w:name="Table Classic 1" w:semiHidden="1" w:unhideWhenUsed="1"/>
+    <w:lsdException w:name="Table Classic 2" w:semiHidden="1" w:unhideWhenUsed="1"/>
+    <w:lsdException w:name="Table Classic 3" w:semiHidden="1" w:unhideWhenUsed="1"/>
+    <w:lsdException w:name="Table Classic 4" w:semiHidden="1" w:unhideWhenUsed="1"/>
+    <w:lsdException w:name="Table Colorful 1" w:semiHidden="1" w:unhideWhenUsed="1"/>
+    <w:lsdException w:name="Table Colorful 2" w:semiHidden="1" w:unhideWhenUsed="1"/>
+    <w:lsdException w:name="Table Colorful 3" w:semiHidden="1" w:unhideWhenUsed="1"/>
+    <w:lsdException w:name="Table Columns 1" w:semiHidden="1" w:unhideWhenUsed="1"/>
+    <w:lsdException w:name="Table Columns 2" w:semiHidden="1" w:unhideWhenUsed="1"/>
+    <w:lsdException w:name="Table Columns 3" w:semiHidden="1" w:unhideWhenUsed="1"/>
+    <w:lsdException w:name="Table Columns 4" w:semiHidden="1" w:unhideWhenUsed="1"/>
+    <w:lsdException w:name="Table Columns 5" w:semiHidden="1" w:unhideWhenUsed="1"/>
+    <w:lsdException w:name="Table Grid 1" w:semiHidden="1" w:unhideWhenUsed="1"/>
+    <w:lsdException w:name="Table Grid 2" w:semiHidden="1" w:unhideWhenUsed="1"/>
+    <w:lsdException w:name="Table Grid 3" w:semiHidden="1" w:unhideWhenUsed="1"/>
+    <w:lsdException w:name="Table Grid 4" w:semiHidden="1" w:unhideWhenUsed="1"/>
+    <w:lsdException w:name="Table Grid 5" w:semiHidden="1" w:unhideWhenUsed="1"/>
+    <w:lsdException w:name="Table Grid 6" w:semiHidden="1" w:unhideWhenUsed="1"/>
+    <w:lsdException w:name="Table Grid 7" w:semiHidden="1" w:unhideWhenUsed="1"/>
+    <w:lsdException w:name="Table Grid 8" w:semiHidden="1" w:unhideWhenUsed="1"/>
+    <w:lsdException w:name="Table List 1" w:semiHidden="1" w:unhideWhenUsed="1"/>
+    <w:lsdException w:name="Table List 2" w:semiHidden="1" w:unhideWhenUsed="1"/>
+    <w:lsdException w:name="Table List 3" w:semiHidden="1" w:unhideWhenUsed="1"/>
+    <w:lsdException w:name="Table List 4" w:semiHidden="1" w:unhideWhenUsed="1"/>
+    <w:lsdException w:name="Table List 5" w:semiHidden="1" w:unhideWhenUsed="1"/>
+    <w:lsdException w:name="Table List 6" w:semiHidden="1" w:unhideWhenUsed="1"/>
+    <w:lsdException w:name="Table List 7" w:semiHidden="1" w:unhideWhenUsed="1"/>
+    <w:lsdException w:name="Table List 8" w:semiHidden="1" w:unhideWhenUsed="1"/>
+    <w:lsdException w:name="Table 3D effects 1" w:semiHidden="1" w:unhideWhenUsed="1"/>
+    <w:lsdException w:name="Table 3D effects 2" w:semiHidden="1" w:unhideWhenUsed="1"/>
+    <w:lsdException w:name="Table 3D effects 3" w:semiHidden="1" w:unhideWhenUsed="1"/>
+    <w:lsdException w:name="Table Contemporary" w:semiHidden="1" w:unhideWhenUsed="1"/>
+    <w:lsdException w:name="Table Elegant" w:semiHidden="1" w:unhideWhenUsed="1"/>
+    <w:lsdException w:name="Table Professional" w:semiHidden="1" w:unhideWhenUsed="1"/>
+    <w:lsdException w:name="Table Subtle 1" w:semiHidden="1" w:unhideWhenUsed="1"/>
+    <w:lsdException w:name="Table Subtle 2" w:semiHidden="1" w:unhideWhenUsed="1"/>
+    <w:lsdException w:name="Table Web 1" w:semiHidden="1" w:unhideWhenUsed="1"/>
+    <w:lsdException w:name="Table Web 3" w:semiHidden="1" w:unhideWhenUsed="1"/>
     <w:lsdException w:name="Balloon Text" w:semiHidden="1" w:unhideWhenUsed="1"/>
-    <w:lsdException w:name="Table Grid" w:semiHidden="1" w:uiPriority="59" w:unhideWhenUsed="1"/>
-    <w:lsdException w:name="Table Theme" w:semiHidden="1" w:unhideWhenUsed="1"/>
+    <w:lsdException w:name="Table Grid" w:uiPriority="59"/>
     <w:lsdException w:name="Placeholder Text" w:semiHidden="1"/>
     <w:lsdException w:name="No Spacing" w:uiPriority="1" w:qFormat="1"/>
     <w:lsdException w:name="Light Shading" w:uiPriority="60"/>
@@ -2870,7 +3196,7 @@
     <w:lsdException w:name="Intense Reference" w:uiPriority="32" w:qFormat="1"/>
     <w:lsdException w:name="Book Title" w:uiPriority="33" w:qFormat="1"/>
     <w:lsdException w:name="Bibliography" w:semiHidden="1" w:uiPriority="37" w:unhideWhenUsed="1"/>
-    <w:lsdException w:name="TOC Heading" w:uiPriority="39" w:qFormat="1"/>
+    <w:lsdException w:name="TOC Heading" w:semiHidden="1" w:uiPriority="39" w:unhideWhenUsed="1" w:qFormat="1"/>
     <w:lsdException w:name="Plain Table 1" w:uiPriority="41"/>
     <w:lsdException w:name="Plain Table 2" w:uiPriority="42"/>
     <w:lsdException w:name="Plain Table 3" w:uiPriority="43"/>
@@ -2978,6 +3304,8 @@
     <w:lsdException w:name="Mention" w:semiHidden="1" w:unhideWhenUsed="1"/>
     <w:lsdException w:name="Smart Hyperlink" w:semiHidden="1" w:unhideWhenUsed="1"/>
     <w:lsdException w:name="Hashtag" w:semiHidden="1" w:unhideWhenUsed="1"/>
+    <w:lsdException w:name="Unresolved Mention" w:semiHidden="1" w:unhideWhenUsed="1"/>
+    <w:lsdException w:name="Smart Link" w:semiHidden="1" w:unhideWhenUsed="1"/>
   </w:latentStyles>
   <w:style w:type="paragraph" w:default="1" w:styleId="Normal">
     <w:name w:val="Normal"/>

--- a/app/bin/main/Surname_SessionNumber_IBCS_IA/IA_Solution_zip/Documentation/Crit_C_Development.docx
+++ b/app/bin/main/Surname_SessionNumber_IBCS_IA/IA_Solution_zip/Documentation/Crit_C_Development.docx
@@ -33,13 +33,10 @@
         <w:t xml:space="preserve"> Libraries</w:t>
       </w:r>
       <w:r>
-        <w:t xml:space="preserve"> (3</w:t>
-      </w:r>
-      <w:r>
-        <w:rPr>
-          <w:vertAlign w:val="superscript"/>
-        </w:rPr>
-        <w:t>rd</w:t>
+        <w:t xml:space="preserve"> (</w:t>
+      </w:r>
+      <w:r>
+        <w:t>third</w:t>
       </w:r>
       <w:r>
         <w:t xml:space="preserve"> party</w:t>
@@ -78,150 +75,61 @@
             <v:path o:extrusionok="f" gradientshapeok="t" o:connecttype="rect"/>
             <o:lock v:ext="edit" aspectratio="t"/>
           </v:shapetype>
-          <v:shape id="_x0000_i1026" type="#_x0000_t75" style="width:204.75pt;height:53.25pt;visibility:visible;mso-wrap-style:square">
-            <v:imagedata r:id="rId6" o:title=""/>
-          </v:shape>
-        </w:pict>
-      </w:r>
-    </w:p>
-    <w:p>
-      <w:pPr>
-        <w:rPr>
-          <w:noProof/>
-        </w:rPr>
-      </w:pPr>
-      <w:r>
-        <w:rPr>
-          <w:noProof/>
-        </w:rPr>
-        <w:t xml:space="preserve">Timer is used to set the timer for </w:t>
-      </w:r>
-      <w:r>
-        <w:rPr>
-          <w:noProof/>
-        </w:rPr>
-        <w:t xml:space="preserve">the </w:t>
-      </w:r>
-      <w:r>
-        <w:rPr>
-          <w:noProof/>
-        </w:rPr>
-        <w:t xml:space="preserve"> given reminder</w:t>
-      </w:r>
-      <w:r>
-        <w:rPr>
-          <w:noProof/>
-        </w:rPr>
-        <w:t>. Timer Task is associated with the timer, when the timer ends, the task is executed. UUID is a unqiue ID given to each reminder. Local date is used to set the date of the creation of the reminder implemented in the streak counter.</w:t>
-      </w:r>
-      <w:r>
-        <w:rPr>
-          <w:noProof/>
-        </w:rPr>
-        <w:t xml:space="preserve"> </w:t>
-      </w:r>
-    </w:p>
-    <w:p>
-      <w:pPr>
-        <w:rPr>
-          <w:noProof/>
-        </w:rPr>
-      </w:pPr>
-      <w:r>
-        <w:rPr>
-          <w:noProof/>
-        </w:rPr>
-        <w:pict w14:anchorId="51C0080E">
-          <v:shape id="_x0000_i1027" type="#_x0000_t75" style="width:4in;height:48.75pt;visibility:visible;mso-wrap-style:square">
-            <v:imagedata r:id="rId7" o:title=""/>
-          </v:shape>
-        </w:pict>
-      </w:r>
-    </w:p>
-    <w:p>
-      <w:pPr>
-        <w:rPr>
-          <w:noProof/>
-        </w:rPr>
-      </w:pPr>
-      <w:r>
-        <w:rPr>
-          <w:noProof/>
-        </w:rPr>
-        <w:t xml:space="preserve">Twilio is a library </w:t>
-      </w:r>
-      <w:r>
-        <w:rPr>
-          <w:noProof/>
-        </w:rPr>
-        <w:t>which provides programmable communication tools for making and receiving phone calls, sending and receiving text messages, and performing other communication functions using its web service APIs.</w:t>
-      </w:r>
-    </w:p>
-    <w:p>
-      <w:pPr>
-        <w:rPr>
-          <w:noProof/>
-        </w:rPr>
-      </w:pPr>
-      <w:r>
-        <w:rPr>
-          <w:noProof/>
-        </w:rPr>
-        <w:pict w14:anchorId="09370A49">
-          <v:shape id="_x0000_i1028" type="#_x0000_t75" style="width:255pt;height:55.5pt;visibility:visible;mso-wrap-style:square">
+          <v:shape id="_x0000_i1025" type="#_x0000_t75" style="width:204.75pt;height:53.25pt;visibility:visible;mso-wrap-style:square">
             <v:imagedata r:id="rId8" o:title=""/>
           </v:shape>
         </w:pict>
       </w:r>
     </w:p>
     <w:p>
-      <w:r>
-        <w:rPr>
-          <w:noProof/>
-        </w:rPr>
-        <w:t>Arraylist is used for storing every reminder objects. Local date is used to set the date that the reminder was made. DateTimerFormatter is used to format the date so it only outputs day/month/year.</w:t>
-      </w:r>
-    </w:p>
-    <w:p/>
-    <w:p>
-      <w:r>
-        <w:tab/>
-      </w:r>
-      <w:r>
-        <w:tab/>
-      </w:r>
-      <w:r>
-        <w:tab/>
-      </w:r>
-      <w:r>
-        <w:tab/>
-        <w:t xml:space="preserve">   Figure </w:t>
-      </w:r>
-      <w:r>
-        <w:t>1</w:t>
-      </w:r>
-      <w:r>
+      <w:pPr>
+        <w:rPr>
+          <w:noProof/>
+        </w:rPr>
+      </w:pPr>
+      <w:r>
+        <w:rPr>
+          <w:noProof/>
+        </w:rPr>
+        <w:t xml:space="preserve">Timer is used to set the timer for </w:t>
+      </w:r>
+      <w:r>
+        <w:rPr>
+          <w:noProof/>
+        </w:rPr>
+        <w:t xml:space="preserve">the </w:t>
+      </w:r>
+      <w:r>
+        <w:rPr>
+          <w:noProof/>
+        </w:rPr>
+        <w:t xml:space="preserve"> given reminder</w:t>
+      </w:r>
+      <w:r>
+        <w:rPr>
+          <w:noProof/>
+        </w:rPr>
+        <w:t>. Timer Task is associated with the timer, when the timer ends, the task is executed. UUID is a unqiue ID given to each reminder. Local date is used to set the date of the creation of the reminder implemented in the streak counter.</w:t>
+      </w:r>
+      <w:r>
+        <w:rPr>
+          <w:noProof/>
+        </w:rPr>
         <w:t xml:space="preserve"> </w:t>
       </w:r>
-      <w:r>
-        <w:t>– Timer Function</w:t>
-      </w:r>
-      <w:r>
-        <w:t>:</w:t>
-      </w:r>
-    </w:p>
-    <w:p>
-      <w:pPr>
-        <w:rPr>
-          <w:noProof/>
-        </w:rPr>
-      </w:pPr>
-      <w:r>
-        <w:rPr>
-          <w:noProof/>
-        </w:rPr>
-        <w:pict w14:anchorId="5631DE87">
-          <v:shape id="_x0000_i1029" type="#_x0000_t75" style="width:451.5pt;height:146.25pt;visibility:visible;mso-wrap-style:square">
+    </w:p>
+    <w:p>
+      <w:pPr>
+        <w:rPr>
+          <w:noProof/>
+        </w:rPr>
+      </w:pPr>
+      <w:r>
+        <w:rPr>
+          <w:noProof/>
+        </w:rPr>
+        <w:pict w14:anchorId="51C0080E">
+          <v:shape id="_x0000_i1026" type="#_x0000_t75" style="width:4in;height:48.75pt;visibility:visible;mso-wrap-style:square">
             <v:imagedata r:id="rId9" o:title=""/>
           </v:shape>
         </w:pict>
@@ -233,60 +141,31 @@
           <w:noProof/>
         </w:rPr>
       </w:pPr>
-    </w:p>
-    <w:p>
-      <w:pPr>
-        <w:rPr>
-          <w:noProof/>
-        </w:rPr>
-      </w:pPr>
-    </w:p>
-    <w:p>
-      <w:pPr>
-        <w:rPr>
-          <w:noProof/>
-        </w:rPr>
-      </w:pPr>
-      <w:r>
-        <w:rPr>
-          <w:noProof/>
-        </w:rPr>
-        <w:lastRenderedPageBreak/>
-        <w:tab/>
-      </w:r>
-      <w:r>
-        <w:rPr>
-          <w:noProof/>
-        </w:rPr>
-        <w:tab/>
-      </w:r>
-      <w:r>
-        <w:rPr>
-          <w:noProof/>
-        </w:rPr>
-        <w:tab/>
-      </w:r>
-      <w:r>
-        <w:rPr>
-          <w:noProof/>
-        </w:rPr>
-        <w:tab/>
-      </w:r>
-      <w:r>
-        <w:rPr>
-          <w:noProof/>
-        </w:rPr>
-        <w:tab/>
-        <w:t xml:space="preserve">Figure 2 </w:t>
-      </w:r>
-    </w:p>
-    <w:p>
-      <w:r>
-        <w:rPr>
-          <w:noProof/>
-        </w:rPr>
-        <w:pict w14:anchorId="729E0E01">
-          <v:shape id="_x0000_i1030" type="#_x0000_t75" style="width:450.75pt;height:105.75pt;visibility:visible;mso-wrap-style:square">
+      <w:r>
+        <w:rPr>
+          <w:noProof/>
+        </w:rPr>
+        <w:t xml:space="preserve">Twilio is a library </w:t>
+      </w:r>
+      <w:r>
+        <w:rPr>
+          <w:noProof/>
+        </w:rPr>
+        <w:t>which provides programmable communication tools for making and receiving phone calls, sending and receiving text messages, and performing other communication functions using its web service APIs.</w:t>
+      </w:r>
+    </w:p>
+    <w:p>
+      <w:pPr>
+        <w:rPr>
+          <w:noProof/>
+        </w:rPr>
+      </w:pPr>
+      <w:r>
+        <w:rPr>
+          <w:noProof/>
+        </w:rPr>
+        <w:pict w14:anchorId="09370A49">
+          <v:shape id="_x0000_i1027" type="#_x0000_t75" style="width:255pt;height:55.5pt;visibility:visible;mso-wrap-style:square">
             <v:imagedata r:id="rId10" o:title=""/>
           </v:shape>
         </w:pict>
@@ -302,15 +181,1531 @@
         <w:rPr>
           <w:noProof/>
         </w:rPr>
-        <w:pict w14:anchorId="0CF5DF26">
-          <v:shape id="Picture 1" o:spid="_x0000_i1025" type="#_x0000_t75" style="width:451.5pt;height:190.5pt;visibility:visible;mso-wrap-style:square">
+        <w:t xml:space="preserve">Arraylist is used for storing every reminder object. Local date is used to set the date </w:t>
+      </w:r>
+      <w:r>
+        <w:rPr>
+          <w:noProof/>
+        </w:rPr>
+        <w:t xml:space="preserve">when the </w:t>
+      </w:r>
+      <w:r>
+        <w:rPr>
+          <w:noProof/>
+        </w:rPr>
+        <w:t>reminder was</w:t>
+      </w:r>
+      <w:r>
+        <w:rPr>
+          <w:noProof/>
+        </w:rPr>
+        <w:t xml:space="preserve"> created</w:t>
+      </w:r>
+      <w:r>
+        <w:rPr>
+          <w:noProof/>
+        </w:rPr>
+        <w:t>. DateTimerFormatter is used to format the date so it only outputs day/month/year.</w:t>
+      </w:r>
+    </w:p>
+    <w:p>
+      <w:pPr>
+        <w:rPr>
+          <w:noProof/>
+        </w:rPr>
+      </w:pPr>
+      <w:r>
+        <w:rPr>
+          <w:noProof/>
+        </w:rPr>
+        <w:pict w14:anchorId="6EE0B223">
+          <v:shape id="_x0000_i1066" type="#_x0000_t75" style="width:154.5pt;height:28.5pt;visibility:visible;mso-wrap-style:square">
             <v:imagedata r:id="rId11" o:title=""/>
           </v:shape>
         </w:pict>
       </w:r>
     </w:p>
+    <w:p>
+      <w:pPr>
+        <w:rPr>
+          <w:noProof/>
+        </w:rPr>
+      </w:pPr>
+      <w:r>
+        <w:rPr>
+          <w:noProof/>
+        </w:rPr>
+        <w:t>Scanner is used  to take in user input. For this program the user needs to input their name, phone number, and values pertaining to each reminder (i.e title,duration,completion)</w:t>
+      </w:r>
+    </w:p>
+    <w:p>
+      <w:r>
+        <w:tab/>
+      </w:r>
+      <w:r>
+        <w:tab/>
+      </w:r>
+      <w:r>
+        <w:tab/>
+      </w:r>
+      <w:r>
+        <w:tab/>
+        <w:t xml:space="preserve">  </w:t>
+      </w:r>
+    </w:p>
     <w:p/>
     <w:p/>
+    <w:p/>
+    <w:p/>
+    <w:p/>
+    <w:p/>
+    <w:p>
+      <w:pPr>
+        <w:ind w:left="2880" w:firstLine="720"/>
+      </w:pPr>
+      <w:r>
+        <w:lastRenderedPageBreak/>
+        <w:t xml:space="preserve"> Figure </w:t>
+      </w:r>
+      <w:r>
+        <w:t>1</w:t>
+      </w:r>
+      <w:r>
+        <w:t xml:space="preserve"> </w:t>
+      </w:r>
+      <w:r>
+        <w:t xml:space="preserve">– Timer </w:t>
+      </w:r>
+    </w:p>
+    <w:p>
+      <w:pPr>
+        <w:rPr>
+          <w:noProof/>
+        </w:rPr>
+      </w:pPr>
+      <w:r>
+        <w:rPr>
+          <w:noProof/>
+        </w:rPr>
+        <w:pict w14:anchorId="5631DE87">
+          <v:shape id="_x0000_i1028" type="#_x0000_t75" style="width:451.5pt;height:146.25pt;visibility:visible;mso-wrap-style:square">
+            <v:imagedata r:id="rId12" o:title=""/>
+          </v:shape>
+        </w:pict>
+      </w:r>
+    </w:p>
+    <w:p>
+      <w:pPr>
+        <w:rPr>
+          <w:noProof/>
+        </w:rPr>
+      </w:pPr>
+      <w:r>
+        <w:rPr>
+          <w:noProof/>
+        </w:rPr>
+        <w:t xml:space="preserve">textTask </w:t>
+      </w:r>
+      <w:r>
+        <w:rPr>
+          <w:noProof/>
+        </w:rPr>
+        <w:t>is the function that runs when the timer ends</w:t>
+      </w:r>
+      <w:r>
+        <w:rPr>
+          <w:noProof/>
+        </w:rPr>
+        <w:t xml:space="preserve"> , a text wasn’t already set (within that timer period) and the reminder isn’t completed. The flow chart is attached below</w:t>
+      </w:r>
+      <w:r>
+        <w:rPr>
+          <w:noProof/>
+        </w:rPr>
+        <w:t xml:space="preserve"> to show the flow of the function</w:t>
+      </w:r>
+      <w:r>
+        <w:rPr>
+          <w:noProof/>
+        </w:rPr>
+        <w:t>, the textTask also increments the snooze inturn, increasing the progress of the reminder.</w:t>
+      </w:r>
+      <w:r>
+        <w:rPr>
+          <w:noProof/>
+        </w:rPr>
+        <w:t xml:space="preserve"> This is used to run a function as soon as the timer ends neccsary for texting as soon as the reminder timer is ended. This is the sole method to run client descirbed parameter.</w:t>
+      </w:r>
+    </w:p>
+    <w:p>
+      <w:pPr>
+        <w:rPr>
+          <w:noProof/>
+        </w:rPr>
+      </w:pPr>
+      <w:r>
+        <w:pict w14:anchorId="0CAEDF03">
+          <v:shape id="_x0000_i1083" type="#_x0000_t75" style="width:451.5pt;height:333.75pt">
+            <v:imagedata r:id="rId13" o:title="Untitled Diagram.drawio"/>
+          </v:shape>
+        </w:pict>
+      </w:r>
+    </w:p>
+    <w:p>
+      <w:pPr>
+        <w:rPr>
+          <w:noProof/>
+        </w:rPr>
+      </w:pPr>
+      <w:r>
+        <w:rPr>
+          <w:noProof/>
+        </w:rPr>
+        <w:tab/>
+      </w:r>
+      <w:r>
+        <w:rPr>
+          <w:noProof/>
+        </w:rPr>
+        <w:tab/>
+      </w:r>
+      <w:r>
+        <w:rPr>
+          <w:noProof/>
+        </w:rPr>
+        <w:tab/>
+      </w:r>
+      <w:r>
+        <w:rPr>
+          <w:noProof/>
+        </w:rPr>
+        <w:tab/>
+      </w:r>
+      <w:r>
+        <w:rPr>
+          <w:noProof/>
+        </w:rPr>
+        <w:tab/>
+      </w:r>
+    </w:p>
+    <w:p>
+      <w:pPr>
+        <w:rPr>
+          <w:noProof/>
+        </w:rPr>
+      </w:pPr>
+    </w:p>
+    <w:p>
+      <w:pPr>
+        <w:rPr>
+          <w:noProof/>
+        </w:rPr>
+      </w:pPr>
+    </w:p>
+    <w:p>
+      <w:pPr>
+        <w:rPr>
+          <w:noProof/>
+        </w:rPr>
+      </w:pPr>
+    </w:p>
+    <w:p>
+      <w:pPr>
+        <w:rPr>
+          <w:noProof/>
+        </w:rPr>
+      </w:pPr>
+    </w:p>
+    <w:p>
+      <w:pPr>
+        <w:ind w:left="2880" w:firstLine="720"/>
+        <w:rPr>
+          <w:noProof/>
+        </w:rPr>
+      </w:pPr>
+      <w:r>
+        <w:rPr>
+          <w:noProof/>
+        </w:rPr>
+        <w:t>Figure 2</w:t>
+      </w:r>
+      <w:r>
+        <w:rPr>
+          <w:noProof/>
+        </w:rPr>
+        <w:t xml:space="preserve"> – Text </w:t>
+      </w:r>
+    </w:p>
+    <w:p>
+      <w:pPr>
+        <w:rPr>
+          <w:noProof/>
+        </w:rPr>
+      </w:pPr>
+      <w:r>
+        <w:rPr>
+          <w:noProof/>
+        </w:rPr>
+        <w:pict w14:anchorId="0976E904">
+          <v:shape id="_x0000_i1081" type="#_x0000_t75" style="width:451.5pt;height:97.5pt;visibility:visible;mso-wrap-style:square">
+            <v:imagedata r:id="rId14" o:title=""/>
+          </v:shape>
+        </w:pict>
+      </w:r>
+    </w:p>
+    <w:p>
+      <w:pPr>
+        <w:rPr>
+          <w:noProof/>
+        </w:rPr>
+      </w:pPr>
+      <w:r>
+        <w:rPr>
+          <w:noProof/>
+        </w:rPr>
+        <w:t>The sendText function utilizes the Twilio API to create a message given the user phone Number that is previously inputed. Then pushes</w:t>
+      </w:r>
+      <w:r>
+        <w:rPr>
+          <w:noProof/>
+        </w:rPr>
+        <w:t xml:space="preserve"> that messages to the API to send through SMS. A flowchart is not </w:t>
+      </w:r>
+      <w:r>
+        <w:rPr>
+          <w:noProof/>
+        </w:rPr>
+        <w:t>necessary</w:t>
+      </w:r>
+      <w:r>
+        <w:rPr>
+          <w:noProof/>
+        </w:rPr>
+        <w:t xml:space="preserve"> </w:t>
+      </w:r>
+      <w:r>
+        <w:rPr>
+          <w:noProof/>
+        </w:rPr>
+        <w:t>given sequential set of functions.</w:t>
+      </w:r>
+      <w:r>
+        <w:rPr>
+          <w:noProof/>
+        </w:rPr>
+        <w:t xml:space="preserve"> This is used to send a SMS text to user, given the client need for a SMS this function fufills such </w:t>
+      </w:r>
+      <w:r>
+        <w:rPr>
+          <w:noProof/>
+        </w:rPr>
+        <w:t>necessity</w:t>
+      </w:r>
+      <w:r>
+        <w:rPr>
+          <w:noProof/>
+        </w:rPr>
+        <w:t>.</w:t>
+      </w:r>
+    </w:p>
+    <w:p>
+      <w:r>
+        <w:rPr>
+          <w:noProof/>
+        </w:rPr>
+        <w:tab/>
+      </w:r>
+      <w:r>
+        <w:rPr>
+          <w:noProof/>
+        </w:rPr>
+        <w:tab/>
+      </w:r>
+      <w:r>
+        <w:rPr>
+          <w:noProof/>
+        </w:rPr>
+        <w:tab/>
+      </w:r>
+      <w:r>
+        <w:rPr>
+          <w:noProof/>
+        </w:rPr>
+        <w:tab/>
+        <w:t xml:space="preserve">    Figure 3 –Table Creat</w:t>
+      </w:r>
+      <w:r>
+        <w:rPr>
+          <w:noProof/>
+        </w:rPr>
+        <w:t>or</w:t>
+      </w:r>
+    </w:p>
+    <w:p>
+      <w:pPr>
+        <w:rPr>
+          <w:noProof/>
+        </w:rPr>
+      </w:pPr>
+      <w:r>
+        <w:rPr>
+          <w:noProof/>
+        </w:rPr>
+        <w:pict w14:anchorId="0CF5DF26">
+          <v:shape id="Picture 1" o:spid="_x0000_i1030" type="#_x0000_t75" style="width:451.5pt;height:190.5pt;visibility:visible;mso-wrap-style:square">
+            <v:imagedata r:id="rId15" o:title=""/>
+          </v:shape>
+        </w:pict>
+      </w:r>
+    </w:p>
+    <w:p>
+      <w:pPr>
+        <w:rPr>
+          <w:noProof/>
+        </w:rPr>
+      </w:pPr>
+      <w:r>
+        <w:rPr>
+          <w:noProof/>
+        </w:rPr>
+        <w:t xml:space="preserve">The table creator is soley used for the text interface aspect of the program. This function fufills </w:t>
+      </w:r>
+      <w:r>
+        <w:rPr>
+          <w:noProof/>
+        </w:rPr>
+        <w:t xml:space="preserve">the </w:t>
+      </w:r>
+      <w:r>
+        <w:rPr>
+          <w:noProof/>
+        </w:rPr>
+        <w:t xml:space="preserve">client’s necessity for a text interface, </w:t>
+      </w:r>
+      <w:r>
+        <w:rPr>
+          <w:noProof/>
+        </w:rPr>
+        <w:t xml:space="preserve">it completes the task by </w:t>
+      </w:r>
+      <w:r>
+        <w:rPr>
+          <w:noProof/>
+        </w:rPr>
+        <w:t>creating a CSV st</w:t>
+      </w:r>
+      <w:r>
+        <w:rPr>
+          <w:noProof/>
+        </w:rPr>
+        <w:t>yle</w:t>
+      </w:r>
+      <w:r>
+        <w:rPr>
+          <w:noProof/>
+        </w:rPr>
+        <w:t xml:space="preserve"> text interface where the client can view all their reminders.</w:t>
+      </w:r>
+    </w:p>
+    <w:p>
+      <w:pPr>
+        <w:rPr>
+          <w:noProof/>
+        </w:rPr>
+      </w:pPr>
+    </w:p>
+    <w:p>
+      <w:pPr>
+        <w:rPr>
+          <w:noProof/>
+        </w:rPr>
+      </w:pPr>
+      <w:r>
+        <w:rPr>
+          <w:noProof/>
+        </w:rPr>
+        <w:tab/>
+      </w:r>
+      <w:r>
+        <w:rPr>
+          <w:noProof/>
+        </w:rPr>
+        <w:tab/>
+      </w:r>
+      <w:r>
+        <w:rPr>
+          <w:noProof/>
+        </w:rPr>
+        <w:tab/>
+      </w:r>
+    </w:p>
+    <w:p>
+      <w:pPr>
+        <w:rPr>
+          <w:noProof/>
+        </w:rPr>
+      </w:pPr>
+    </w:p>
+    <w:p>
+      <w:pPr>
+        <w:rPr>
+          <w:noProof/>
+        </w:rPr>
+      </w:pPr>
+    </w:p>
+    <w:p>
+      <w:pPr>
+        <w:rPr>
+          <w:noProof/>
+        </w:rPr>
+      </w:pPr>
+    </w:p>
+    <w:p>
+      <w:pPr>
+        <w:rPr>
+          <w:noProof/>
+        </w:rPr>
+      </w:pPr>
+    </w:p>
+    <w:p>
+      <w:pPr>
+        <w:ind w:left="2160" w:firstLine="720"/>
+        <w:rPr>
+          <w:noProof/>
+        </w:rPr>
+      </w:pPr>
+      <w:r>
+        <w:rPr>
+          <w:noProof/>
+        </w:rPr>
+        <w:lastRenderedPageBreak/>
+        <w:t xml:space="preserve">Figure 4 –AutoIncrement </w:t>
+      </w:r>
+    </w:p>
+    <w:p>
+      <w:pPr>
+        <w:rPr>
+          <w:noProof/>
+        </w:rPr>
+      </w:pPr>
+      <w:r>
+        <w:rPr>
+          <w:noProof/>
+        </w:rPr>
+        <w:pict w14:anchorId="21135A2F">
+          <v:shape id="_x0000_i1031" type="#_x0000_t75" style="width:451.5pt;height:188.25pt;visibility:visible;mso-wrap-style:square">
+            <v:imagedata r:id="rId16" o:title=""/>
+          </v:shape>
+        </w:pict>
+      </w:r>
+    </w:p>
+    <w:p>
+      <w:pPr>
+        <w:rPr>
+          <w:noProof/>
+        </w:rPr>
+      </w:pPr>
+      <w:r>
+        <w:rPr>
+          <w:noProof/>
+        </w:rPr>
+        <w:t xml:space="preserve">A “Helper Function” </w:t>
+      </w:r>
+      <w:r>
+        <w:rPr>
+          <w:noProof/>
+        </w:rPr>
+        <w:t>necessary</w:t>
+      </w:r>
+      <w:r>
+        <w:rPr>
+          <w:noProof/>
+        </w:rPr>
+        <w:t xml:space="preserve"> to create the textual interface in which it equally spaces out a given input by 3. This “helps” the TableCreator  to complete the textual interface</w:t>
+      </w:r>
+      <w:r>
+        <w:rPr>
+          <w:noProof/>
+        </w:rPr>
+        <w:t xml:space="preserve"> </w:t>
+      </w:r>
+      <w:r>
+        <w:rPr>
+          <w:noProof/>
+        </w:rPr>
+        <w:t>necessit</w:t>
+      </w:r>
+      <w:r>
+        <w:rPr>
+          <w:noProof/>
+        </w:rPr>
+        <w:t>y.</w:t>
+      </w:r>
+    </w:p>
+    <w:p>
+      <w:pPr>
+        <w:rPr>
+          <w:noProof/>
+        </w:rPr>
+      </w:pPr>
+    </w:p>
+    <w:p>
+      <w:pPr>
+        <w:ind w:left="2160" w:firstLine="720"/>
+        <w:rPr>
+          <w:noProof/>
+        </w:rPr>
+      </w:pPr>
+      <w:r>
+        <w:rPr>
+          <w:noProof/>
+        </w:rPr>
+        <w:t xml:space="preserve">Figure 5 –Length </w:t>
+      </w:r>
+      <w:r>
+        <w:rPr>
+          <w:noProof/>
+        </w:rPr>
+        <w:t xml:space="preserve"> of Input</w:t>
+      </w:r>
+    </w:p>
+    <w:p>
+      <w:pPr>
+        <w:rPr>
+          <w:noProof/>
+        </w:rPr>
+      </w:pPr>
+      <w:r>
+        <w:rPr>
+          <w:noProof/>
+        </w:rPr>
+        <w:pict w14:anchorId="4D170819">
+          <v:shape id="_x0000_i1055" type="#_x0000_t75" style="width:451.5pt;height:68.25pt;visibility:visible;mso-wrap-style:square">
+            <v:imagedata r:id="rId17" o:title=""/>
+          </v:shape>
+        </w:pict>
+      </w:r>
+    </w:p>
+    <w:p>
+      <w:pPr>
+        <w:rPr>
+          <w:noProof/>
+        </w:rPr>
+      </w:pPr>
+      <w:r>
+        <w:rPr>
+          <w:noProof/>
+        </w:rPr>
+        <w:t>Another “Helper Function</w:t>
+      </w:r>
+      <w:r>
+        <w:rPr>
+          <w:noProof/>
+        </w:rPr>
+        <w:t>” function that outputs the length of the line</w:t>
+      </w:r>
+      <w:r>
+        <w:rPr>
+          <w:noProof/>
+        </w:rPr>
+        <w:t>, takes in title,duration,completion,date,and if its complete.</w:t>
+      </w:r>
+    </w:p>
+    <w:p>
+      <w:pPr>
+        <w:ind w:left="2160" w:firstLine="720"/>
+        <w:rPr>
+          <w:noProof/>
+        </w:rPr>
+      </w:pPr>
+      <w:r>
+        <w:rPr>
+          <w:noProof/>
+        </w:rPr>
+        <w:t xml:space="preserve">Figure 6—Space out </w:t>
+      </w:r>
+    </w:p>
+    <w:p>
+      <w:pPr>
+        <w:rPr>
+          <w:noProof/>
+        </w:rPr>
+      </w:pPr>
+      <w:r>
+        <w:rPr>
+          <w:noProof/>
+        </w:rPr>
+        <w:pict w14:anchorId="7C2AF0D5">
+          <v:shape id="_x0000_i1040" type="#_x0000_t75" style="width:482.25pt;height:233.25pt;visibility:visible;mso-wrap-style:square">
+            <v:imagedata r:id="rId18" o:title=""/>
+          </v:shape>
+        </w:pict>
+      </w:r>
+    </w:p>
+    <w:p>
+      <w:pPr>
+        <w:rPr>
+          <w:noProof/>
+        </w:rPr>
+      </w:pPr>
+      <w:r>
+        <w:rPr>
+          <w:noProof/>
+        </w:rPr>
+        <w:lastRenderedPageBreak/>
+        <w:t>While Deprecated</w:t>
+      </w:r>
+      <w:r>
+        <w:rPr>
+          <w:noProof/>
+        </w:rPr>
+        <w:t xml:space="preserve">, spaceOut helped space out each label at the top of the table. However its was not universal so I replaced it with manual spaces. It does however have a large marigin of error. </w:t>
+      </w:r>
+    </w:p>
+    <w:p>
+      <w:pPr>
+        <w:rPr>
+          <w:noProof/>
+        </w:rPr>
+      </w:pPr>
+      <w:r>
+        <w:rPr>
+          <w:noProof/>
+        </w:rPr>
+        <w:tab/>
+      </w:r>
+      <w:r>
+        <w:rPr>
+          <w:noProof/>
+        </w:rPr>
+        <w:tab/>
+      </w:r>
+      <w:r>
+        <w:rPr>
+          <w:noProof/>
+        </w:rPr>
+        <w:tab/>
+      </w:r>
+      <w:r>
+        <w:rPr>
+          <w:noProof/>
+        </w:rPr>
+        <w:tab/>
+      </w:r>
+      <w:r>
+        <w:rPr>
+          <w:noProof/>
+        </w:rPr>
+        <w:tab/>
+        <w:t>Figure 7—Parsing Values</w:t>
+      </w:r>
+    </w:p>
+    <w:p>
+      <w:pPr>
+        <w:rPr>
+          <w:noProof/>
+        </w:rPr>
+      </w:pPr>
+      <w:r>
+        <w:rPr>
+          <w:noProof/>
+        </w:rPr>
+        <w:pict w14:anchorId="3380F118">
+          <v:shape id="_x0000_i1041" type="#_x0000_t75" style="width:451.5pt;height:183pt;visibility:visible;mso-wrap-style:square">
+            <v:imagedata r:id="rId19" o:title=""/>
+          </v:shape>
+        </w:pict>
+      </w:r>
+    </w:p>
+    <w:p>
+      <w:pPr>
+        <w:rPr>
+          <w:noProof/>
+        </w:rPr>
+      </w:pPr>
+      <w:r>
+        <w:rPr>
+          <w:noProof/>
+        </w:rPr>
+        <w:t>Th</w:t>
+      </w:r>
+      <w:r>
+        <w:rPr>
+          <w:noProof/>
+        </w:rPr>
+        <w:t>ese set of functions help parse user input. This is used to derived the length of the reminder interface line. Therefore it helps the “helper” function complete its task, this fulfills the client’s need for a interface.</w:t>
+      </w:r>
+    </w:p>
+    <w:p>
+      <w:pPr>
+        <w:ind w:left="2160" w:firstLine="720"/>
+        <w:rPr>
+          <w:noProof/>
+        </w:rPr>
+      </w:pPr>
+      <w:r>
+        <w:rPr>
+          <w:noProof/>
+        </w:rPr>
+        <w:t>Figure 7—Streak Counter</w:t>
+      </w:r>
+    </w:p>
+    <w:p>
+      <w:pPr>
+        <w:rPr>
+          <w:noProof/>
+        </w:rPr>
+      </w:pPr>
+      <w:r>
+        <w:rPr>
+          <w:noProof/>
+        </w:rPr>
+        <w:pict w14:anchorId="2B757B57">
+          <v:shape id="_x0000_i1042" type="#_x0000_t75" style="width:478.5pt;height:105.75pt;visibility:visible;mso-wrap-style:square">
+            <v:imagedata r:id="rId20" o:title=""/>
+          </v:shape>
+        </w:pict>
+      </w:r>
+    </w:p>
+    <w:p>
+      <w:r>
+        <w:rPr>
+          <w:noProof/>
+        </w:rPr>
+        <w:t>The StreakCounter counter is used to set the streak for a given remi</w:t>
+      </w:r>
+      <w:r>
+        <w:rPr>
+          <w:noProof/>
+        </w:rPr>
+        <w:t xml:space="preserve">nder. </w:t>
+      </w:r>
+      <w:r>
+        <w:rPr>
+          <w:noProof/>
+        </w:rPr>
+        <w:t>The client stated</w:t>
+      </w:r>
+      <w:r>
+        <w:rPr>
+          <w:noProof/>
+        </w:rPr>
+        <w:t xml:space="preserve"> a </w:t>
+      </w:r>
+      <w:r>
+        <w:rPr>
+          <w:noProof/>
+        </w:rPr>
+        <w:t>specific</w:t>
+      </w:r>
+      <w:r>
+        <w:rPr>
+          <w:noProof/>
+        </w:rPr>
+        <w:t xml:space="preserve"> </w:t>
+      </w:r>
+      <w:r>
+        <w:rPr>
+          <w:noProof/>
+        </w:rPr>
+        <w:t xml:space="preserve">want for a streak (measured in days), therefore by completing this function I have </w:t>
+      </w:r>
+      <w:r>
+        <w:rPr>
+          <w:noProof/>
+        </w:rPr>
+        <w:t>completed one step to fulfill the criteria of a text interface.</w:t>
+      </w:r>
+    </w:p>
+    <w:p>
+      <w:pPr>
+        <w:ind w:left="2880" w:firstLine="720"/>
+      </w:pPr>
+    </w:p>
+    <w:p>
+      <w:pPr>
+        <w:ind w:left="2880" w:firstLine="720"/>
+      </w:pPr>
+    </w:p>
+    <w:p>
+      <w:pPr>
+        <w:ind w:left="2880" w:firstLine="720"/>
+      </w:pPr>
+    </w:p>
+    <w:p>
+      <w:pPr>
+        <w:ind w:left="2880" w:firstLine="720"/>
+      </w:pPr>
+    </w:p>
+    <w:p>
+      <w:pPr>
+        <w:ind w:left="2880" w:firstLine="720"/>
+      </w:pPr>
+    </w:p>
+    <w:p>
+      <w:pPr>
+        <w:ind w:left="2880" w:firstLine="720"/>
+      </w:pPr>
+    </w:p>
+    <w:p>
+      <w:pPr>
+        <w:ind w:left="2880" w:firstLine="720"/>
+      </w:pPr>
+    </w:p>
+    <w:p>
+      <w:pPr>
+        <w:ind w:left="2880" w:firstLine="720"/>
+      </w:pPr>
+      <w:r>
+        <w:lastRenderedPageBreak/>
+        <w:t xml:space="preserve">Figure </w:t>
+      </w:r>
+      <w:r>
+        <w:t>8</w:t>
+      </w:r>
+      <w:r>
+        <w:t>—Progress</w:t>
+      </w:r>
+    </w:p>
+    <w:p>
+      <w:pPr>
+        <w:rPr>
+          <w:noProof/>
+        </w:rPr>
+      </w:pPr>
+      <w:r>
+        <w:rPr>
+          <w:noProof/>
+        </w:rPr>
+        <w:pict w14:anchorId="28BEEDE7">
+          <v:shape id="_x0000_i1088" type="#_x0000_t75" style="width:451.5pt;height:144.75pt;visibility:visible;mso-wrap-style:square">
+            <v:imagedata r:id="rId21" o:title=""/>
+          </v:shape>
+        </w:pict>
+      </w:r>
+    </w:p>
+    <w:p>
+      <w:pPr>
+        <w:rPr>
+          <w:noProof/>
+        </w:rPr>
+      </w:pPr>
+      <w:r>
+        <w:rPr>
+          <w:noProof/>
+        </w:rPr>
+        <w:t xml:space="preserve">The progress function outputs the a string representation of the </w:t>
+      </w:r>
+      <w:r>
+        <w:rPr>
+          <w:noProof/>
+        </w:rPr>
+        <w:t>specific</w:t>
+      </w:r>
+      <w:r>
+        <w:rPr>
+          <w:noProof/>
+        </w:rPr>
+        <w:t xml:space="preserve"> reminder’s progress. This is </w:t>
+      </w:r>
+      <w:r>
+        <w:rPr>
+          <w:noProof/>
+        </w:rPr>
+        <w:t>incorporated</w:t>
+      </w:r>
+      <w:r>
+        <w:rPr>
+          <w:noProof/>
+        </w:rPr>
+        <w:t xml:space="preserve"> within the textual interface. Which adds to the clients criteria</w:t>
+      </w:r>
+      <w:r>
+        <w:rPr>
+          <w:noProof/>
+        </w:rPr>
+        <w:t>.</w:t>
+      </w:r>
+    </w:p>
+    <w:p>
+      <w:pPr>
+        <w:ind w:left="2880" w:firstLine="720"/>
+        <w:rPr>
+          <w:noProof/>
+        </w:rPr>
+      </w:pPr>
+    </w:p>
+    <w:p>
+      <w:pPr>
+        <w:ind w:left="2880" w:firstLine="720"/>
+        <w:rPr>
+          <w:noProof/>
+        </w:rPr>
+      </w:pPr>
+    </w:p>
+    <w:p>
+      <w:pPr>
+        <w:ind w:left="2880" w:firstLine="720"/>
+        <w:rPr>
+          <w:noProof/>
+        </w:rPr>
+      </w:pPr>
+    </w:p>
+    <w:p>
+      <w:pPr>
+        <w:ind w:left="2880" w:firstLine="720"/>
+        <w:rPr>
+          <w:noProof/>
+        </w:rPr>
+      </w:pPr>
+    </w:p>
+    <w:p>
+      <w:pPr>
+        <w:ind w:left="2880" w:firstLine="720"/>
+        <w:rPr>
+          <w:noProof/>
+        </w:rPr>
+      </w:pPr>
+    </w:p>
+    <w:p>
+      <w:pPr>
+        <w:ind w:left="2880" w:firstLine="720"/>
+        <w:rPr>
+          <w:noProof/>
+        </w:rPr>
+      </w:pPr>
+    </w:p>
+    <w:p>
+      <w:pPr>
+        <w:ind w:left="2880" w:firstLine="720"/>
+        <w:rPr>
+          <w:noProof/>
+        </w:rPr>
+      </w:pPr>
+    </w:p>
+    <w:p>
+      <w:pPr>
+        <w:ind w:left="2880" w:firstLine="720"/>
+        <w:rPr>
+          <w:noProof/>
+        </w:rPr>
+      </w:pPr>
+    </w:p>
+    <w:p>
+      <w:pPr>
+        <w:ind w:left="2880" w:firstLine="720"/>
+        <w:rPr>
+          <w:noProof/>
+        </w:rPr>
+      </w:pPr>
+    </w:p>
+    <w:p>
+      <w:pPr>
+        <w:ind w:left="2880" w:firstLine="720"/>
+        <w:rPr>
+          <w:noProof/>
+        </w:rPr>
+      </w:pPr>
+    </w:p>
+    <w:p>
+      <w:pPr>
+        <w:ind w:left="2880" w:firstLine="720"/>
+        <w:rPr>
+          <w:noProof/>
+        </w:rPr>
+      </w:pPr>
+    </w:p>
+    <w:p>
+      <w:pPr>
+        <w:ind w:left="2880" w:firstLine="720"/>
+        <w:rPr>
+          <w:noProof/>
+        </w:rPr>
+      </w:pPr>
+    </w:p>
+    <w:p>
+      <w:pPr>
+        <w:ind w:left="2880" w:firstLine="720"/>
+        <w:rPr>
+          <w:noProof/>
+        </w:rPr>
+      </w:pPr>
+    </w:p>
+    <w:p>
+      <w:pPr>
+        <w:ind w:left="2880" w:firstLine="720"/>
+        <w:rPr>
+          <w:noProof/>
+        </w:rPr>
+      </w:pPr>
+    </w:p>
+    <w:p>
+      <w:pPr>
+        <w:ind w:left="2880" w:firstLine="720"/>
+        <w:rPr>
+          <w:noProof/>
+        </w:rPr>
+      </w:pPr>
+    </w:p>
+    <w:p>
+      <w:pPr>
+        <w:ind w:left="2880" w:firstLine="720"/>
+        <w:rPr>
+          <w:noProof/>
+        </w:rPr>
+      </w:pPr>
+    </w:p>
+    <w:p>
+      <w:pPr>
+        <w:ind w:left="2880" w:firstLine="720"/>
+        <w:rPr>
+          <w:noProof/>
+        </w:rPr>
+      </w:pPr>
+    </w:p>
+    <w:p>
+      <w:pPr>
+        <w:ind w:left="2880" w:firstLine="720"/>
+        <w:rPr>
+          <w:noProof/>
+        </w:rPr>
+      </w:pPr>
+    </w:p>
+    <w:p>
+      <w:pPr>
+        <w:ind w:left="2880" w:firstLine="720"/>
+        <w:rPr>
+          <w:noProof/>
+        </w:rPr>
+      </w:pPr>
+    </w:p>
+    <w:p>
+      <w:pPr>
+        <w:ind w:left="2880" w:firstLine="720"/>
+      </w:pPr>
+      <w:r>
+        <w:rPr>
+          <w:noProof/>
+        </w:rPr>
+        <w:lastRenderedPageBreak/>
+        <w:t xml:space="preserve">Figure </w:t>
+      </w:r>
+      <w:r>
+        <w:rPr>
+          <w:noProof/>
+        </w:rPr>
+        <w:t>8</w:t>
+      </w:r>
+      <w:r>
+        <w:rPr>
+          <w:noProof/>
+        </w:rPr>
+        <w:t xml:space="preserve">—User singleton </w:t>
+      </w:r>
+    </w:p>
+    <w:p>
+      <w:pPr>
+        <w:rPr>
+          <w:noProof/>
+        </w:rPr>
+      </w:pPr>
+      <w:r>
+        <w:rPr>
+          <w:noProof/>
+        </w:rPr>
+        <w:pict w14:anchorId="478670C4">
+          <v:shape id="_x0000_i1045" type="#_x0000_t75" style="width:401.25pt;height:445.5pt;visibility:visible;mso-wrap-style:square">
+            <v:imagedata r:id="rId22" o:title=""/>
+          </v:shape>
+        </w:pict>
+      </w:r>
+    </w:p>
+    <w:p>
+      <w:pPr>
+        <w:rPr>
+          <w:noProof/>
+        </w:rPr>
+      </w:pPr>
+    </w:p>
+    <w:p>
+      <w:pPr>
+        <w:rPr>
+          <w:noProof/>
+        </w:rPr>
+      </w:pPr>
+      <w:r>
+        <w:rPr>
+          <w:noProof/>
+        </w:rPr>
+        <w:t xml:space="preserve">The user singleton is a special class that only has one instance, given my program will only have one user. Therefore a singleton is a perfect type of class to attribute to User. The user is </w:t>
+      </w:r>
+      <w:r>
+        <w:rPr>
+          <w:noProof/>
+        </w:rPr>
+        <w:t>initiated</w:t>
+      </w:r>
+      <w:r>
+        <w:rPr>
+          <w:noProof/>
+        </w:rPr>
+        <w:t xml:space="preserve"> once during the welcome screen and helps “globalize” the user information (i.e phone number and name).</w:t>
+      </w:r>
+    </w:p>
+    <w:p>
+      <w:pPr>
+        <w:rPr>
+          <w:noProof/>
+        </w:rPr>
+      </w:pPr>
+    </w:p>
+    <w:p>
+      <w:pPr>
+        <w:rPr>
+          <w:noProof/>
+        </w:rPr>
+      </w:pPr>
+    </w:p>
+    <w:p>
+      <w:pPr>
+        <w:rPr>
+          <w:noProof/>
+        </w:rPr>
+      </w:pPr>
+    </w:p>
+    <w:p>
+      <w:pPr>
+        <w:rPr>
+          <w:noProof/>
+        </w:rPr>
+      </w:pPr>
+    </w:p>
+    <w:p>
+      <w:pPr>
+        <w:rPr>
+          <w:noProof/>
+        </w:rPr>
+      </w:pPr>
+    </w:p>
+    <w:p>
+      <w:pPr>
+        <w:ind w:left="2880"/>
+        <w:rPr>
+          <w:noProof/>
+        </w:rPr>
+      </w:pPr>
+      <w:r>
+        <w:rPr>
+          <w:noProof/>
+        </w:rPr>
+        <w:lastRenderedPageBreak/>
+        <w:t xml:space="preserve">Figure </w:t>
+      </w:r>
+      <w:r>
+        <w:rPr>
+          <w:noProof/>
+        </w:rPr>
+        <w:t>9</w:t>
+      </w:r>
+      <w:r>
+        <w:rPr>
+          <w:noProof/>
+        </w:rPr>
+        <w:t>—getProgressNumber</w:t>
+      </w:r>
+    </w:p>
+    <w:p>
+      <w:pPr>
+        <w:rPr>
+          <w:noProof/>
+        </w:rPr>
+      </w:pPr>
+      <w:r>
+        <w:rPr>
+          <w:noProof/>
+        </w:rPr>
+        <w:pict w14:anchorId="31323580">
+          <v:shape id="_x0000_i1062" type="#_x0000_t75" style="width:444pt;height:86.25pt;visibility:visible;mso-wrap-style:square">
+            <v:imagedata r:id="rId23" o:title=""/>
+          </v:shape>
+        </w:pict>
+      </w:r>
+    </w:p>
+    <w:p>
+      <w:pPr>
+        <w:rPr>
+          <w:noProof/>
+        </w:rPr>
+      </w:pPr>
+      <w:r>
+        <w:rPr>
+          <w:noProof/>
+        </w:rPr>
+        <w:t>Derives a percent out of 100 for the given progress.</w:t>
+      </w:r>
+    </w:p>
+    <w:p>
+      <w:pPr>
+        <w:ind w:left="720" w:firstLine="720"/>
+        <w:rPr>
+          <w:noProof/>
+        </w:rPr>
+      </w:pPr>
+      <w:r>
+        <w:rPr>
+          <w:noProof/>
+        </w:rPr>
+        <w:t>Figure 1</w:t>
+      </w:r>
+      <w:r>
+        <w:rPr>
+          <w:noProof/>
+        </w:rPr>
+        <w:t>0</w:t>
+      </w:r>
+      <w:r>
+        <w:rPr>
+          <w:noProof/>
+        </w:rPr>
+        <w:t>—Welcome Screen (pages abstract into input “pages”)</w:t>
+      </w:r>
+    </w:p>
+    <w:p>
+      <w:pPr>
+        <w:rPr>
+          <w:noProof/>
+        </w:rPr>
+      </w:pPr>
+      <w:r>
+        <w:rPr>
+          <w:noProof/>
+        </w:rPr>
+        <w:pict w14:anchorId="7471DC07">
+          <v:shape id="_x0000_i1065" type="#_x0000_t75" style="width:451.5pt;height:225pt;visibility:visible;mso-wrap-style:square">
+            <v:imagedata r:id="rId24" o:title=""/>
+          </v:shape>
+        </w:pict>
+      </w:r>
+    </w:p>
+    <w:p>
+      <w:pPr>
+        <w:rPr>
+          <w:noProof/>
+        </w:rPr>
+      </w:pPr>
+      <w:r>
+        <w:rPr>
+          <w:noProof/>
+        </w:rPr>
+        <w:t>Welcome screen uses prints the logo and sets the user name and phonenumber.</w:t>
+      </w:r>
+    </w:p>
+    <w:p>
+      <w:pPr>
+        <w:rPr>
+          <w:noProof/>
+        </w:rPr>
+      </w:pPr>
+    </w:p>
+    <w:p>
+      <w:pPr>
+        <w:rPr>
+          <w:noProof/>
+        </w:rPr>
+      </w:pPr>
+      <w:r>
+        <w:rPr>
+          <w:noProof/>
+        </w:rPr>
+        <w:tab/>
+      </w:r>
+      <w:r>
+        <w:rPr>
+          <w:noProof/>
+        </w:rPr>
+        <w:tab/>
+      </w:r>
+      <w:r>
+        <w:rPr>
+          <w:noProof/>
+        </w:rPr>
+        <w:tab/>
+      </w:r>
+      <w:r>
+        <w:rPr>
+          <w:noProof/>
+        </w:rPr>
+        <w:tab/>
+        <w:t>Figure 1</w:t>
+      </w:r>
+      <w:r>
+        <w:rPr>
+          <w:noProof/>
+        </w:rPr>
+        <w:t>1</w:t>
+      </w:r>
+      <w:r>
+        <w:rPr>
+          <w:noProof/>
+        </w:rPr>
+        <w:t>—Table Screen</w:t>
+      </w:r>
+    </w:p>
+    <w:p>
+      <w:pPr>
+        <w:rPr>
+          <w:noProof/>
+        </w:rPr>
+      </w:pPr>
+      <w:r>
+        <w:rPr>
+          <w:noProof/>
+        </w:rPr>
+        <w:pict w14:anchorId="69B83B3E">
+          <v:shape id="_x0000_i1073" type="#_x0000_t75" style="width:451.5pt;height:46.5pt;visibility:visible;mso-wrap-style:square">
+            <v:imagedata r:id="rId25" o:title=""/>
+          </v:shape>
+        </w:pict>
+      </w:r>
+    </w:p>
+    <w:p>
+      <w:pPr>
+        <w:rPr>
+          <w:noProof/>
+        </w:rPr>
+      </w:pPr>
+      <w:r>
+        <w:rPr>
+          <w:noProof/>
+        </w:rPr>
+        <w:t xml:space="preserve">The table screen </w:t>
+      </w:r>
+      <w:r>
+        <w:rPr>
+          <w:noProof/>
+        </w:rPr>
+        <w:t>empties the console then prints out a new ArrayList sort of “updating” the page.</w:t>
+      </w:r>
+    </w:p>
+    <w:p>
+      <w:pPr>
+        <w:ind w:left="1440" w:firstLine="720"/>
+        <w:rPr>
+          <w:noProof/>
+        </w:rPr>
+      </w:pPr>
+    </w:p>
+    <w:p>
+      <w:pPr>
+        <w:ind w:left="1440" w:firstLine="720"/>
+        <w:rPr>
+          <w:noProof/>
+        </w:rPr>
+      </w:pPr>
+    </w:p>
+    <w:p>
+      <w:pPr>
+        <w:ind w:left="1440" w:firstLine="720"/>
+        <w:rPr>
+          <w:noProof/>
+        </w:rPr>
+      </w:pPr>
+    </w:p>
+    <w:p>
+      <w:pPr>
+        <w:ind w:left="1440" w:firstLine="720"/>
+        <w:rPr>
+          <w:noProof/>
+        </w:rPr>
+      </w:pPr>
+    </w:p>
+    <w:p>
+      <w:pPr>
+        <w:ind w:left="1440" w:firstLine="720"/>
+        <w:rPr>
+          <w:noProof/>
+        </w:rPr>
+      </w:pPr>
+    </w:p>
+    <w:p>
+      <w:pPr>
+        <w:ind w:left="1440" w:firstLine="720"/>
+        <w:rPr>
+          <w:noProof/>
+        </w:rPr>
+      </w:pPr>
+    </w:p>
+    <w:p>
+      <w:pPr>
+        <w:ind w:left="1440" w:firstLine="720"/>
+        <w:rPr>
+          <w:noProof/>
+        </w:rPr>
+      </w:pPr>
+    </w:p>
+    <w:p>
+      <w:pPr>
+        <w:ind w:left="1440" w:firstLine="720"/>
+        <w:rPr>
+          <w:noProof/>
+        </w:rPr>
+      </w:pPr>
+      <w:r>
+        <w:rPr>
+          <w:noProof/>
+        </w:rPr>
+        <w:t>Figure</w:t>
+      </w:r>
+      <w:r>
+        <w:rPr>
+          <w:noProof/>
+        </w:rPr>
+        <w:t xml:space="preserve"> 1</w:t>
+      </w:r>
+      <w:r>
+        <w:rPr>
+          <w:noProof/>
+        </w:rPr>
+        <w:t>2</w:t>
+      </w:r>
+      <w:r>
+        <w:rPr>
+          <w:noProof/>
+        </w:rPr>
+        <w:t>—Add Reminder</w:t>
+      </w:r>
+      <w:r>
+        <w:rPr>
+          <w:noProof/>
+        </w:rPr>
+        <w:t xml:space="preserve"> Screen</w:t>
+      </w:r>
+    </w:p>
+    <w:p>
+      <w:pPr>
+        <w:rPr>
+          <w:noProof/>
+        </w:rPr>
+      </w:pPr>
+      <w:r>
+        <w:rPr>
+          <w:noProof/>
+        </w:rPr>
+        <w:pict w14:anchorId="08E1506C">
+          <v:shape id="_x0000_i1074" type="#_x0000_t75" style="width:451.5pt;height:310.5pt;visibility:visible;mso-wrap-style:square">
+            <v:imagedata r:id="rId26" o:title=""/>
+          </v:shape>
+        </w:pict>
+      </w:r>
+    </w:p>
+    <w:p>
+      <w:r>
+        <w:rPr>
+          <w:noProof/>
+        </w:rPr>
+        <w:t>Function that takes in user input for how many reminders they want and inputs each reminder into an arraylist of reminder objects.</w:t>
+      </w:r>
+    </w:p>
     <w:sectPr>
       <w:pgSz w:w="11906" w:h="16838"/>
       <w:pgMar w:top="1440" w:right="1440" w:bottom="1440" w:left="1440" w:header="708" w:footer="708" w:gutter="0"/>
@@ -319,6 +1714,56 @@
     </w:sectPr>
   </w:body>
 </w:document>
+</file>
+
+<file path=word/endnotes.xml><?xml version="1.0" encoding="utf-8"?>
+<w:endnotes xmlns:wpc="http://schemas.microsoft.com/office/word/2010/wordprocessingCanvas" xmlns:cx="http://schemas.microsoft.com/office/drawing/2014/chartex" xmlns:cx1="http://schemas.microsoft.com/office/drawing/2015/9/8/chartex" xmlns:cx2="http://schemas.microsoft.com/office/drawing/2015/10/21/chartex" xmlns:cx3="http://schemas.microsoft.com/office/drawing/2016/5/9/chartex" xmlns:cx4="http://schemas.microsoft.com/office/drawing/2016/5/10/chartex" xmlns:cx5="http://schemas.microsoft.com/office/drawing/2016/5/11/chartex" xmlns:cx6="http://schemas.microsoft.com/office/drawing/2016/5/12/chartex" xmlns:cx7="http://schemas.microsoft.com/office/drawing/2016/5/13/chartex" xmlns:cx8="http://schemas.microsoft.com/office/drawing/2016/5/14/chartex" xmlns:mc="http://schemas.openxmlformats.org/markup-compatibility/2006" xmlns:aink="http://schemas.microsoft.com/office/drawing/2016/ink" xmlns:am3d="http://schemas.microsoft.com/office/drawing/2017/model3d" xmlns:o="urn:schemas-microsoft-com:office:office" xmlns:oel="http://schemas.microsoft.com/office/2019/extlst" xmlns:r="http://schemas.openxmlformats.org/officeDocument/2006/relationships" xmlns:m="http://schemas.openxmlformats.org/officeDocument/2006/math" xmlns:v="urn:schemas-microsoft-com:vml" xmlns:wp14="http://schemas.microsoft.com/office/word/2010/wordprocessingDrawing" xmlns:wp="http://schemas.openxmlformats.org/drawingml/2006/wordprocessingDrawing" xmlns:w10="urn:schemas-microsoft-com:office:word" xmlns:w="http://schemas.openxmlformats.org/wordprocessingml/2006/main" xmlns:w14="http://schemas.microsoft.com/office/word/2010/wordml" xmlns:w15="http://schemas.microsoft.com/office/word/2012/wordml" xmlns:w16cex="http://schemas.microsoft.com/office/word/2018/wordml/cex" xmlns:w16cid="http://schemas.microsoft.com/office/word/2016/wordml/cid" xmlns:w16="http://schemas.microsoft.com/office/word/2018/wordml" xmlns:w16sdtdh="http://schemas.microsoft.com/office/word/2020/wordml/sdtdatahash" xmlns:w16se="http://schemas.microsoft.com/office/word/2015/wordml/symex" xmlns:wpg="http://schemas.microsoft.com/office/word/2010/wordprocessingGroup" xmlns:wpi="http://schemas.microsoft.com/office/word/2010/wordprocessingInk" xmlns:wne="http://schemas.microsoft.com/office/word/2006/wordml" xmlns:wps="http://schemas.microsoft.com/office/word/2010/wordprocessingShape" mc:Ignorable="w14 w15 w16se w16cid w16 w16cex w16sdtdh wp14">
+  <w:endnote w:type="separator" w:id="-1">
+    <w:p>
+      <w:pPr>
+        <w:spacing w:after="0" w:line="240" w:lineRule="auto"/>
+      </w:pPr>
+      <w:r>
+        <w:separator/>
+      </w:r>
+    </w:p>
+  </w:endnote>
+  <w:endnote w:type="continuationSeparator" w:id="0">
+    <w:p>
+      <w:pPr>
+        <w:spacing w:after="0" w:line="240" w:lineRule="auto"/>
+      </w:pPr>
+      <w:r>
+        <w:continuationSeparator/>
+      </w:r>
+    </w:p>
+  </w:endnote>
+</w:endnotes>
+</file>
+
+<file path=word/footnotes.xml><?xml version="1.0" encoding="utf-8"?>
+<w:footnotes xmlns:wpc="http://schemas.microsoft.com/office/word/2010/wordprocessingCanvas" xmlns:cx="http://schemas.microsoft.com/office/drawing/2014/chartex" xmlns:cx1="http://schemas.microsoft.com/office/drawing/2015/9/8/chartex" xmlns:cx2="http://schemas.microsoft.com/office/drawing/2015/10/21/chartex" xmlns:cx3="http://schemas.microsoft.com/office/drawing/2016/5/9/chartex" xmlns:cx4="http://schemas.microsoft.com/office/drawing/2016/5/10/chartex" xmlns:cx5="http://schemas.microsoft.com/office/drawing/2016/5/11/chartex" xmlns:cx6="http://schemas.microsoft.com/office/drawing/2016/5/12/chartex" xmlns:cx7="http://schemas.microsoft.com/office/drawing/2016/5/13/chartex" xmlns:cx8="http://schemas.microsoft.com/office/drawing/2016/5/14/chartex" xmlns:mc="http://schemas.openxmlformats.org/markup-compatibility/2006" xmlns:aink="http://schemas.microsoft.com/office/drawing/2016/ink" xmlns:am3d="http://schemas.microsoft.com/office/drawing/2017/model3d" xmlns:o="urn:schemas-microsoft-com:office:office" xmlns:oel="http://schemas.microsoft.com/office/2019/extlst" xmlns:r="http://schemas.openxmlformats.org/officeDocument/2006/relationships" xmlns:m="http://schemas.openxmlformats.org/officeDocument/2006/math" xmlns:v="urn:schemas-microsoft-com:vml" xmlns:wp14="http://schemas.microsoft.com/office/word/2010/wordprocessingDrawing" xmlns:wp="http://schemas.openxmlformats.org/drawingml/2006/wordprocessingDrawing" xmlns:w10="urn:schemas-microsoft-com:office:word" xmlns:w="http://schemas.openxmlformats.org/wordprocessingml/2006/main" xmlns:w14="http://schemas.microsoft.com/office/word/2010/wordml" xmlns:w15="http://schemas.microsoft.com/office/word/2012/wordml" xmlns:w16cex="http://schemas.microsoft.com/office/word/2018/wordml/cex" xmlns:w16cid="http://schemas.microsoft.com/office/word/2016/wordml/cid" xmlns:w16="http://schemas.microsoft.com/office/word/2018/wordml" xmlns:w16sdtdh="http://schemas.microsoft.com/office/word/2020/wordml/sdtdatahash" xmlns:w16se="http://schemas.microsoft.com/office/word/2015/wordml/symex" xmlns:wpg="http://schemas.microsoft.com/office/word/2010/wordprocessingGroup" xmlns:wpi="http://schemas.microsoft.com/office/word/2010/wordprocessingInk" xmlns:wne="http://schemas.microsoft.com/office/word/2006/wordml" xmlns:wps="http://schemas.microsoft.com/office/word/2010/wordprocessingShape" mc:Ignorable="w14 w15 w16se w16cid w16 w16cex w16sdtdh wp14">
+  <w:footnote w:type="separator" w:id="-1">
+    <w:p>
+      <w:pPr>
+        <w:spacing w:after="0" w:line="240" w:lineRule="auto"/>
+      </w:pPr>
+      <w:r>
+        <w:separator/>
+      </w:r>
+    </w:p>
+  </w:footnote>
+  <w:footnote w:type="continuationSeparator" w:id="0">
+    <w:p>
+      <w:pPr>
+        <w:spacing w:after="0" w:line="240" w:lineRule="auto"/>
+      </w:pPr>
+      <w:r>
+        <w:continuationSeparator/>
+      </w:r>
+    </w:p>
+  </w:footnote>
+</w:footnotes>
 </file>
 
 <file path=word/numbering.xml><?xml version="1.0" encoding="utf-8"?>
@@ -3041,6 +4486,7 @@
     <w:lsdException w:name="Strong" w:uiPriority="22" w:qFormat="1"/>
     <w:lsdException w:name="Emphasis" w:uiPriority="20" w:qFormat="1"/>
     <w:lsdException w:name="HTML Typewriter" w:semiHidden="1" w:unhideWhenUsed="1"/>
+    <w:lsdException w:name="Normal Table" w:semiHidden="1" w:unhideWhenUsed="1"/>
     <w:lsdException w:name="Outline List 2" w:semiHidden="1" w:unhideWhenUsed="1"/>
     <w:lsdException w:name="Outline List 3" w:semiHidden="1" w:unhideWhenUsed="1"/>
     <w:lsdException w:name="Table Simple 1" w:semiHidden="1" w:unhideWhenUsed="1"/>
@@ -3083,9 +4529,11 @@
     <w:lsdException w:name="Table Subtle 1" w:semiHidden="1" w:unhideWhenUsed="1"/>
     <w:lsdException w:name="Table Subtle 2" w:semiHidden="1" w:unhideWhenUsed="1"/>
     <w:lsdException w:name="Table Web 1" w:semiHidden="1" w:unhideWhenUsed="1"/>
+    <w:lsdException w:name="Table Web 2" w:semiHidden="1" w:unhideWhenUsed="1"/>
     <w:lsdException w:name="Table Web 3" w:semiHidden="1" w:unhideWhenUsed="1"/>
     <w:lsdException w:name="Balloon Text" w:semiHidden="1" w:unhideWhenUsed="1"/>
     <w:lsdException w:name="Table Grid" w:uiPriority="59"/>
+    <w:lsdException w:name="Table Theme" w:semiHidden="1" w:unhideWhenUsed="1"/>
     <w:lsdException w:name="Placeholder Text" w:semiHidden="1"/>
     <w:lsdException w:name="No Spacing" w:uiPriority="1" w:qFormat="1"/>
     <w:lsdException w:name="Light Shading" w:uiPriority="60"/>
@@ -4056,6 +5504,54 @@
     <w:locked/>
     <w:rsid w:val="000F1311"/>
   </w:style>
+  <w:style w:type="paragraph" w:styleId="Header">
+    <w:name w:val="header"/>
+    <w:basedOn w:val="Normal"/>
+    <w:link w:val="HeaderChar"/>
+    <w:uiPriority w:val="99"/>
+    <w:rsid w:val="009E6813"/>
+    <w:pPr>
+      <w:tabs>
+        <w:tab w:val="center" w:pos="4680"/>
+        <w:tab w:val="right" w:pos="9360"/>
+      </w:tabs>
+    </w:pPr>
+  </w:style>
+  <w:style w:type="character" w:customStyle="1" w:styleId="HeaderChar">
+    <w:name w:val="Header Char"/>
+    <w:link w:val="Header"/>
+    <w:uiPriority w:val="99"/>
+    <w:rsid w:val="009E6813"/>
+    <w:rPr>
+      <w:rFonts w:cs="Times New Roman"/>
+      <w:sz w:val="22"/>
+      <w:szCs w:val="22"/>
+    </w:rPr>
+  </w:style>
+  <w:style w:type="paragraph" w:styleId="Footer">
+    <w:name w:val="footer"/>
+    <w:basedOn w:val="Normal"/>
+    <w:link w:val="FooterChar"/>
+    <w:uiPriority w:val="99"/>
+    <w:rsid w:val="009E6813"/>
+    <w:pPr>
+      <w:tabs>
+        <w:tab w:val="center" w:pos="4680"/>
+        <w:tab w:val="right" w:pos="9360"/>
+      </w:tabs>
+    </w:pPr>
+  </w:style>
+  <w:style w:type="character" w:customStyle="1" w:styleId="FooterChar">
+    <w:name w:val="Footer Char"/>
+    <w:link w:val="Footer"/>
+    <w:uiPriority w:val="99"/>
+    <w:rsid w:val="009E6813"/>
+    <w:rPr>
+      <w:rFonts w:cs="Times New Roman"/>
+      <w:sz w:val="22"/>
+      <w:szCs w:val="22"/>
+    </w:rPr>
+  </w:style>
 </w:styles>
 </file>
 
